--- a/4. Models/outputs/variance_inflation_factors.docx
+++ b/4. Models/outputs/variance_inflation_factors.docx
@@ -511,7 +511,7 @@
                 <w:szCs w:val="22"/>
                 <w:color w:val="000000"/>
               </w:rPr>
-              <w:t xml:space="preserve">1.74</w:t>
+              <w:t xml:space="preserve">1.72</w:t>
             </w:r>
           </w:p>
         </w:tc>
@@ -619,7 +619,7 @@
                 <w:szCs w:val="22"/>
                 <w:color w:val="000000"/>
               </w:rPr>
-              <w:t xml:space="preserve">2.03</w:t>
+              <w:t xml:space="preserve">1.99</w:t>
             </w:r>
           </w:p>
         </w:tc>
@@ -727,7 +727,7 @@
                 <w:szCs w:val="22"/>
                 <w:color w:val="000000"/>
               </w:rPr>
-              <w:t xml:space="preserve">3.86</w:t>
+              <w:t xml:space="preserve">3.84</w:t>
             </w:r>
           </w:p>
         </w:tc>
@@ -895,6 +895,114 @@
                 <w:szCs w:val="22"/>
                 <w:color w:val="000000"/>
               </w:rPr>
+              <w:t xml:space="preserve">1.08</w:t>
+            </w:r>
+          </w:p>
+        </w:tc>
+        <w:tc>
+          <w:tcPr>
+            <w:tcBorders>
+              <w:bottom w:val="none" w:sz="0" w:space="0" w:color="000000"/>
+              <w:top w:val="none" w:sz="0" w:space="0" w:color="000000"/>
+              <w:left w:val="none" w:sz="0" w:space="0" w:color="000000"/>
+              <w:right w:val="none" w:sz="0" w:space="0" w:color="000000"/>
+            </w:tcBorders>
+            <w:shd w:val="clear" w:color="auto" w:fill="FFFFFF"/>
+            <w:tcMar>
+              <w:top w:w="0" w:type="dxa"/>
+              <w:bottom w:w="0" w:type="dxa"/>
+              <w:left w:w="0" w:type="dxa"/>
+              <w:right w:w="0" w:type="dxa"/>
+            </w:tcMar>
+            <w:vAlign w:val="center"/>
+          </w:tcPr>
+          <w:p>
+            <w:pPr>
+              <w:jc w:val="right"/>
+              <w:pBdr>
+                <w:bottom w:val="none" w:sz="0" w:space="0" w:color="000000"/>
+                <w:top w:val="none" w:sz="0" w:space="0" w:color="000000"/>
+                <w:left w:val="none" w:sz="0" w:space="0" w:color="000000"/>
+                <w:right w:val="none" w:sz="0" w:space="0" w:color="000000"/>
+              </w:pBdr>
+              <w:spacing w:after="100" w:before="100" w:line="240"/>
+              <w:ind w:left="100" w:right="100" w:firstLine="0" w:firstLineChars="0"/>
+              <w:rPr>
+                <w:rFonts w:ascii="Arial" w:hAnsi="Arial" w:eastAsia="Arial" w:cs="Arial"/>
+                <w:i w:val="false"/>
+                <w:b w:val="false"/>
+                <w:u w:val="none"/>
+                <w:strike w:val="false"/>
+                <w:sz w:val="22"/>
+                <w:szCs w:val="22"/>
+                <w:color w:val="000000"/>
+              </w:rPr>
+            </w:pPr>
+            <w:r>
+              <w:rPr>
+                <w:rFonts w:ascii="Arial" w:hAnsi="Arial" w:eastAsia="Arial" w:cs="Arial"/>
+                <w:i w:val="false"/>
+                <w:b w:val="false"/>
+                <w:u w:val="none"/>
+                <w:strike w:val="false"/>
+                <w:sz w:val="22"/>
+                <w:szCs w:val="22"/>
+                <w:color w:val="000000"/>
+              </w:rPr>
+              <w:t xml:space="preserve">1.06</w:t>
+            </w:r>
+          </w:p>
+        </w:tc>
+        <w:tc>
+          <w:tcPr>
+            <w:tcBorders>
+              <w:bottom w:val="none" w:sz="0" w:space="0" w:color="000000"/>
+              <w:top w:val="none" w:sz="0" w:space="0" w:color="000000"/>
+              <w:left w:val="none" w:sz="0" w:space="0" w:color="000000"/>
+              <w:right w:val="none" w:sz="0" w:space="0" w:color="000000"/>
+            </w:tcBorders>
+            <w:shd w:val="clear" w:color="auto" w:fill="FFFFFF"/>
+            <w:tcMar>
+              <w:top w:w="0" w:type="dxa"/>
+              <w:bottom w:w="0" w:type="dxa"/>
+              <w:left w:w="0" w:type="dxa"/>
+              <w:right w:w="0" w:type="dxa"/>
+            </w:tcMar>
+            <w:vAlign w:val="center"/>
+          </w:tcPr>
+          <w:p>
+            <w:pPr>
+              <w:jc w:val="right"/>
+              <w:pBdr>
+                <w:bottom w:val="none" w:sz="0" w:space="0" w:color="000000"/>
+                <w:top w:val="none" w:sz="0" w:space="0" w:color="000000"/>
+                <w:left w:val="none" w:sz="0" w:space="0" w:color="000000"/>
+                <w:right w:val="none" w:sz="0" w:space="0" w:color="000000"/>
+              </w:pBdr>
+              <w:spacing w:after="100" w:before="100" w:line="240"/>
+              <w:ind w:left="100" w:right="100" w:firstLine="0" w:firstLineChars="0"/>
+              <w:rPr>
+                <w:rFonts w:ascii="Arial" w:hAnsi="Arial" w:eastAsia="Arial" w:cs="Arial"/>
+                <w:i w:val="false"/>
+                <w:b w:val="false"/>
+                <w:u w:val="none"/>
+                <w:strike w:val="false"/>
+                <w:sz w:val="22"/>
+                <w:szCs w:val="22"/>
+                <w:color w:val="000000"/>
+              </w:rPr>
+            </w:pPr>
+            <w:r>
+              <w:rPr>
+                <w:rFonts w:ascii="Arial" w:hAnsi="Arial" w:eastAsia="Arial" w:cs="Arial"/>
+                <w:i w:val="false"/>
+                <w:b w:val="false"/>
+                <w:u w:val="none"/>
+                <w:strike w:val="false"/>
+                <w:sz w:val="22"/>
+                <w:szCs w:val="22"/>
+                <w:color w:val="000000"/>
+              </w:rPr>
               <w:t xml:space="preserve">1.07</w:t>
             </w:r>
           </w:p>
@@ -949,114 +1057,6 @@
                 <w:szCs w:val="22"/>
                 <w:color w:val="000000"/>
               </w:rPr>
-              <w:t xml:space="preserve">1.05</w:t>
-            </w:r>
-          </w:p>
-        </w:tc>
-        <w:tc>
-          <w:tcPr>
-            <w:tcBorders>
-              <w:bottom w:val="none" w:sz="0" w:space="0" w:color="000000"/>
-              <w:top w:val="none" w:sz="0" w:space="0" w:color="000000"/>
-              <w:left w:val="none" w:sz="0" w:space="0" w:color="000000"/>
-              <w:right w:val="none" w:sz="0" w:space="0" w:color="000000"/>
-            </w:tcBorders>
-            <w:shd w:val="clear" w:color="auto" w:fill="FFFFFF"/>
-            <w:tcMar>
-              <w:top w:w="0" w:type="dxa"/>
-              <w:bottom w:w="0" w:type="dxa"/>
-              <w:left w:w="0" w:type="dxa"/>
-              <w:right w:w="0" w:type="dxa"/>
-            </w:tcMar>
-            <w:vAlign w:val="center"/>
-          </w:tcPr>
-          <w:p>
-            <w:pPr>
-              <w:jc w:val="right"/>
-              <w:pBdr>
-                <w:bottom w:val="none" w:sz="0" w:space="0" w:color="000000"/>
-                <w:top w:val="none" w:sz="0" w:space="0" w:color="000000"/>
-                <w:left w:val="none" w:sz="0" w:space="0" w:color="000000"/>
-                <w:right w:val="none" w:sz="0" w:space="0" w:color="000000"/>
-              </w:pBdr>
-              <w:spacing w:after="100" w:before="100" w:line="240"/>
-              <w:ind w:left="100" w:right="100" w:firstLine="0" w:firstLineChars="0"/>
-              <w:rPr>
-                <w:rFonts w:ascii="Arial" w:hAnsi="Arial" w:eastAsia="Arial" w:cs="Arial"/>
-                <w:i w:val="false"/>
-                <w:b w:val="false"/>
-                <w:u w:val="none"/>
-                <w:strike w:val="false"/>
-                <w:sz w:val="22"/>
-                <w:szCs w:val="22"/>
-                <w:color w:val="000000"/>
-              </w:rPr>
-            </w:pPr>
-            <w:r>
-              <w:rPr>
-                <w:rFonts w:ascii="Arial" w:hAnsi="Arial" w:eastAsia="Arial" w:cs="Arial"/>
-                <w:i w:val="false"/>
-                <w:b w:val="false"/>
-                <w:u w:val="none"/>
-                <w:strike w:val="false"/>
-                <w:sz w:val="22"/>
-                <w:szCs w:val="22"/>
-                <w:color w:val="000000"/>
-              </w:rPr>
-              <w:t xml:space="preserve">1.07</w:t>
-            </w:r>
-          </w:p>
-        </w:tc>
-        <w:tc>
-          <w:tcPr>
-            <w:tcBorders>
-              <w:bottom w:val="none" w:sz="0" w:space="0" w:color="000000"/>
-              <w:top w:val="none" w:sz="0" w:space="0" w:color="000000"/>
-              <w:left w:val="none" w:sz="0" w:space="0" w:color="000000"/>
-              <w:right w:val="none" w:sz="0" w:space="0" w:color="000000"/>
-            </w:tcBorders>
-            <w:shd w:val="clear" w:color="auto" w:fill="FFFFFF"/>
-            <w:tcMar>
-              <w:top w:w="0" w:type="dxa"/>
-              <w:bottom w:w="0" w:type="dxa"/>
-              <w:left w:w="0" w:type="dxa"/>
-              <w:right w:w="0" w:type="dxa"/>
-            </w:tcMar>
-            <w:vAlign w:val="center"/>
-          </w:tcPr>
-          <w:p>
-            <w:pPr>
-              <w:jc w:val="right"/>
-              <w:pBdr>
-                <w:bottom w:val="none" w:sz="0" w:space="0" w:color="000000"/>
-                <w:top w:val="none" w:sz="0" w:space="0" w:color="000000"/>
-                <w:left w:val="none" w:sz="0" w:space="0" w:color="000000"/>
-                <w:right w:val="none" w:sz="0" w:space="0" w:color="000000"/>
-              </w:pBdr>
-              <w:spacing w:after="100" w:before="100" w:line="240"/>
-              <w:ind w:left="100" w:right="100" w:firstLine="0" w:firstLineChars="0"/>
-              <w:rPr>
-                <w:rFonts w:ascii="Arial" w:hAnsi="Arial" w:eastAsia="Arial" w:cs="Arial"/>
-                <w:i w:val="false"/>
-                <w:b w:val="false"/>
-                <w:u w:val="none"/>
-                <w:strike w:val="false"/>
-                <w:sz w:val="22"/>
-                <w:szCs w:val="22"/>
-                <w:color w:val="000000"/>
-              </w:rPr>
-            </w:pPr>
-            <w:r>
-              <w:rPr>
-                <w:rFonts w:ascii="Arial" w:hAnsi="Arial" w:eastAsia="Arial" w:cs="Arial"/>
-                <w:i w:val="false"/>
-                <w:b w:val="false"/>
-                <w:u w:val="none"/>
-                <w:strike w:val="false"/>
-                <w:sz w:val="22"/>
-                <w:szCs w:val="22"/>
-                <w:color w:val="000000"/>
-              </w:rPr>
               <w:t xml:space="preserve">1.04</w:t>
             </w:r>
           </w:p>
@@ -1111,61 +1111,61 @@
                 <w:szCs w:val="22"/>
                 <w:color w:val="000000"/>
               </w:rPr>
-              <w:t xml:space="preserve">1.51</w:t>
-            </w:r>
-          </w:p>
-        </w:tc>
-        <w:tc>
-          <w:tcPr>
-            <w:tcBorders>
-              <w:bottom w:val="none" w:sz="0" w:space="0" w:color="000000"/>
-              <w:top w:val="none" w:sz="0" w:space="0" w:color="000000"/>
-              <w:left w:val="none" w:sz="0" w:space="0" w:color="000000"/>
-              <w:right w:val="none" w:sz="0" w:space="0" w:color="000000"/>
-            </w:tcBorders>
-            <w:shd w:val="clear" w:color="auto" w:fill="FFFFFF"/>
-            <w:tcMar>
-              <w:top w:w="0" w:type="dxa"/>
-              <w:bottom w:w="0" w:type="dxa"/>
-              <w:left w:w="0" w:type="dxa"/>
-              <w:right w:w="0" w:type="dxa"/>
-            </w:tcMar>
-            <w:vAlign w:val="center"/>
-          </w:tcPr>
-          <w:p>
-            <w:pPr>
-              <w:jc w:val="right"/>
-              <w:pBdr>
-                <w:bottom w:val="none" w:sz="0" w:space="0" w:color="000000"/>
-                <w:top w:val="none" w:sz="0" w:space="0" w:color="000000"/>
-                <w:left w:val="none" w:sz="0" w:space="0" w:color="000000"/>
-                <w:right w:val="none" w:sz="0" w:space="0" w:color="000000"/>
-              </w:pBdr>
-              <w:spacing w:after="100" w:before="100" w:line="240"/>
-              <w:ind w:left="100" w:right="100" w:firstLine="0" w:firstLineChars="0"/>
-              <w:rPr>
-                <w:rFonts w:ascii="Arial" w:hAnsi="Arial" w:eastAsia="Arial" w:cs="Arial"/>
-                <w:i w:val="false"/>
-                <w:b w:val="false"/>
-                <w:u w:val="none"/>
-                <w:strike w:val="false"/>
-                <w:sz w:val="22"/>
-                <w:szCs w:val="22"/>
-                <w:color w:val="000000"/>
-              </w:rPr>
-            </w:pPr>
-            <w:r>
-              <w:rPr>
-                <w:rFonts w:ascii="Arial" w:hAnsi="Arial" w:eastAsia="Arial" w:cs="Arial"/>
-                <w:i w:val="false"/>
-                <w:b w:val="false"/>
-                <w:u w:val="none"/>
-                <w:strike w:val="false"/>
-                <w:sz w:val="22"/>
-                <w:szCs w:val="22"/>
-                <w:color w:val="000000"/>
-              </w:rPr>
-              <w:t xml:space="preserve">1.33</w:t>
+              <w:t xml:space="preserve">1.49</w:t>
+            </w:r>
+          </w:p>
+        </w:tc>
+        <w:tc>
+          <w:tcPr>
+            <w:tcBorders>
+              <w:bottom w:val="none" w:sz="0" w:space="0" w:color="000000"/>
+              <w:top w:val="none" w:sz="0" w:space="0" w:color="000000"/>
+              <w:left w:val="none" w:sz="0" w:space="0" w:color="000000"/>
+              <w:right w:val="none" w:sz="0" w:space="0" w:color="000000"/>
+            </w:tcBorders>
+            <w:shd w:val="clear" w:color="auto" w:fill="FFFFFF"/>
+            <w:tcMar>
+              <w:top w:w="0" w:type="dxa"/>
+              <w:bottom w:w="0" w:type="dxa"/>
+              <w:left w:w="0" w:type="dxa"/>
+              <w:right w:w="0" w:type="dxa"/>
+            </w:tcMar>
+            <w:vAlign w:val="center"/>
+          </w:tcPr>
+          <w:p>
+            <w:pPr>
+              <w:jc w:val="right"/>
+              <w:pBdr>
+                <w:bottom w:val="none" w:sz="0" w:space="0" w:color="000000"/>
+                <w:top w:val="none" w:sz="0" w:space="0" w:color="000000"/>
+                <w:left w:val="none" w:sz="0" w:space="0" w:color="000000"/>
+                <w:right w:val="none" w:sz="0" w:space="0" w:color="000000"/>
+              </w:pBdr>
+              <w:spacing w:after="100" w:before="100" w:line="240"/>
+              <w:ind w:left="100" w:right="100" w:firstLine="0" w:firstLineChars="0"/>
+              <w:rPr>
+                <w:rFonts w:ascii="Arial" w:hAnsi="Arial" w:eastAsia="Arial" w:cs="Arial"/>
+                <w:i w:val="false"/>
+                <w:b w:val="false"/>
+                <w:u w:val="none"/>
+                <w:strike w:val="false"/>
+                <w:sz w:val="22"/>
+                <w:szCs w:val="22"/>
+                <w:color w:val="000000"/>
+              </w:rPr>
+            </w:pPr>
+            <w:r>
+              <w:rPr>
+                <w:rFonts w:ascii="Arial" w:hAnsi="Arial" w:eastAsia="Arial" w:cs="Arial"/>
+                <w:i w:val="false"/>
+                <w:b w:val="false"/>
+                <w:u w:val="none"/>
+                <w:strike w:val="false"/>
+                <w:sz w:val="22"/>
+                <w:szCs w:val="22"/>
+                <w:color w:val="000000"/>
+              </w:rPr>
+              <w:t xml:space="preserve">1.32</w:t>
             </w:r>
           </w:p>
         </w:tc>
@@ -1495,7 +1495,7 @@
                 <w:szCs w:val="22"/>
                 <w:color w:val="000000"/>
               </w:rPr>
-              <w:t xml:space="preserve">1.17</w:t>
+              <w:t xml:space="preserve">1.16</w:t>
             </w:r>
           </w:p>
         </w:tc>
@@ -2047,277 +2047,277 @@
                 <w:szCs w:val="22"/>
                 <w:color w:val="000000"/>
               </w:rPr>
-              <w:t xml:space="preserve">1.40</w:t>
-            </w:r>
-          </w:p>
-        </w:tc>
-        <w:tc>
-          <w:tcPr>
-            <w:tcBorders>
-              <w:bottom w:val="none" w:sz="0" w:space="0" w:color="000000"/>
-              <w:top w:val="none" w:sz="0" w:space="0" w:color="000000"/>
-              <w:left w:val="none" w:sz="0" w:space="0" w:color="000000"/>
-              <w:right w:val="none" w:sz="0" w:space="0" w:color="000000"/>
-            </w:tcBorders>
-            <w:shd w:val="clear" w:color="auto" w:fill="FFFFFF"/>
-            <w:tcMar>
-              <w:top w:w="0" w:type="dxa"/>
-              <w:bottom w:w="0" w:type="dxa"/>
-              <w:left w:w="0" w:type="dxa"/>
-              <w:right w:w="0" w:type="dxa"/>
-            </w:tcMar>
-            <w:vAlign w:val="center"/>
-          </w:tcPr>
-          <w:p>
-            <w:pPr>
-              <w:jc w:val="right"/>
-              <w:pBdr>
-                <w:bottom w:val="none" w:sz="0" w:space="0" w:color="000000"/>
-                <w:top w:val="none" w:sz="0" w:space="0" w:color="000000"/>
-                <w:left w:val="none" w:sz="0" w:space="0" w:color="000000"/>
-                <w:right w:val="none" w:sz="0" w:space="0" w:color="000000"/>
-              </w:pBdr>
-              <w:spacing w:after="100" w:before="100" w:line="240"/>
-              <w:ind w:left="100" w:right="100" w:firstLine="0" w:firstLineChars="0"/>
-              <w:rPr>
-                <w:rFonts w:ascii="Arial" w:hAnsi="Arial" w:eastAsia="Arial" w:cs="Arial"/>
-                <w:i w:val="false"/>
-                <w:b w:val="false"/>
-                <w:u w:val="none"/>
-                <w:strike w:val="false"/>
-                <w:sz w:val="22"/>
-                <w:szCs w:val="22"/>
-                <w:color w:val="000000"/>
-              </w:rPr>
-            </w:pPr>
-            <w:r>
-              <w:rPr>
-                <w:rFonts w:ascii="Arial" w:hAnsi="Arial" w:eastAsia="Arial" w:cs="Arial"/>
-                <w:i w:val="false"/>
-                <w:b w:val="false"/>
-                <w:u w:val="none"/>
-                <w:strike w:val="false"/>
-                <w:sz w:val="22"/>
-                <w:szCs w:val="22"/>
-                <w:color w:val="000000"/>
-              </w:rPr>
-              <w:t xml:space="preserve">1.44</w:t>
-            </w:r>
-          </w:p>
-        </w:tc>
-        <w:tc>
-          <w:tcPr>
-            <w:tcBorders>
-              <w:bottom w:val="none" w:sz="0" w:space="0" w:color="000000"/>
-              <w:top w:val="none" w:sz="0" w:space="0" w:color="000000"/>
-              <w:left w:val="none" w:sz="0" w:space="0" w:color="000000"/>
-              <w:right w:val="none" w:sz="0" w:space="0" w:color="000000"/>
-            </w:tcBorders>
-            <w:shd w:val="clear" w:color="auto" w:fill="FFFFFF"/>
-            <w:tcMar>
-              <w:top w:w="0" w:type="dxa"/>
-              <w:bottom w:w="0" w:type="dxa"/>
-              <w:left w:w="0" w:type="dxa"/>
-              <w:right w:w="0" w:type="dxa"/>
-            </w:tcMar>
-            <w:vAlign w:val="center"/>
-          </w:tcPr>
-          <w:p>
-            <w:pPr>
-              <w:jc w:val="right"/>
-              <w:pBdr>
-                <w:bottom w:val="none" w:sz="0" w:space="0" w:color="000000"/>
-                <w:top w:val="none" w:sz="0" w:space="0" w:color="000000"/>
-                <w:left w:val="none" w:sz="0" w:space="0" w:color="000000"/>
-                <w:right w:val="none" w:sz="0" w:space="0" w:color="000000"/>
-              </w:pBdr>
-              <w:spacing w:after="100" w:before="100" w:line="240"/>
-              <w:ind w:left="100" w:right="100" w:firstLine="0" w:firstLineChars="0"/>
-              <w:rPr>
-                <w:rFonts w:ascii="Arial" w:hAnsi="Arial" w:eastAsia="Arial" w:cs="Arial"/>
-                <w:i w:val="false"/>
-                <w:b w:val="false"/>
-                <w:u w:val="none"/>
-                <w:strike w:val="false"/>
-                <w:sz w:val="22"/>
-                <w:szCs w:val="22"/>
-                <w:color w:val="000000"/>
-              </w:rPr>
-            </w:pPr>
-            <w:r>
-              <w:rPr>
-                <w:rFonts w:ascii="Arial" w:hAnsi="Arial" w:eastAsia="Arial" w:cs="Arial"/>
-                <w:i w:val="false"/>
-                <w:b w:val="false"/>
-                <w:u w:val="none"/>
-                <w:strike w:val="false"/>
-                <w:sz w:val="22"/>
-                <w:szCs w:val="22"/>
-                <w:color w:val="000000"/>
-              </w:rPr>
-              <w:t xml:space="preserve">1.64</w:t>
-            </w:r>
-          </w:p>
-        </w:tc>
-        <w:tc>
-          <w:tcPr>
-            <w:tcBorders>
-              <w:bottom w:val="none" w:sz="0" w:space="0" w:color="000000"/>
-              <w:top w:val="none" w:sz="0" w:space="0" w:color="000000"/>
-              <w:left w:val="none" w:sz="0" w:space="0" w:color="000000"/>
-              <w:right w:val="none" w:sz="0" w:space="0" w:color="000000"/>
-            </w:tcBorders>
-            <w:shd w:val="clear" w:color="auto" w:fill="FFFFFF"/>
-            <w:tcMar>
-              <w:top w:w="0" w:type="dxa"/>
-              <w:bottom w:w="0" w:type="dxa"/>
-              <w:left w:w="0" w:type="dxa"/>
-              <w:right w:w="0" w:type="dxa"/>
-            </w:tcMar>
-            <w:vAlign w:val="center"/>
-          </w:tcPr>
-          <w:p>
-            <w:pPr>
-              <w:jc w:val="right"/>
-              <w:pBdr>
-                <w:bottom w:val="none" w:sz="0" w:space="0" w:color="000000"/>
-                <w:top w:val="none" w:sz="0" w:space="0" w:color="000000"/>
-                <w:left w:val="none" w:sz="0" w:space="0" w:color="000000"/>
-                <w:right w:val="none" w:sz="0" w:space="0" w:color="000000"/>
-              </w:pBdr>
-              <w:spacing w:after="100" w:before="100" w:line="240"/>
-              <w:ind w:left="100" w:right="100" w:firstLine="0" w:firstLineChars="0"/>
-              <w:rPr>
-                <w:rFonts w:ascii="Arial" w:hAnsi="Arial" w:eastAsia="Arial" w:cs="Arial"/>
-                <w:i w:val="false"/>
-                <w:b w:val="false"/>
-                <w:u w:val="none"/>
-                <w:strike w:val="false"/>
-                <w:sz w:val="22"/>
-                <w:szCs w:val="22"/>
-                <w:color w:val="000000"/>
-              </w:rPr>
-            </w:pPr>
-            <w:r>
-              <w:rPr>
-                <w:rFonts w:ascii="Arial" w:hAnsi="Arial" w:eastAsia="Arial" w:cs="Arial"/>
-                <w:i w:val="false"/>
-                <w:b w:val="false"/>
-                <w:u w:val="none"/>
-                <w:strike w:val="false"/>
-                <w:sz w:val="22"/>
-                <w:szCs w:val="22"/>
-                <w:color w:val="000000"/>
-              </w:rPr>
-              <w:t xml:space="preserve">1.44</w:t>
-            </w:r>
-          </w:p>
-        </w:tc>
-        <w:tc>
-          <w:tcPr>
-            <w:tcBorders>
-              <w:bottom w:val="none" w:sz="0" w:space="0" w:color="000000"/>
-              <w:top w:val="none" w:sz="0" w:space="0" w:color="000000"/>
-              <w:left w:val="none" w:sz="0" w:space="0" w:color="000000"/>
-              <w:right w:val="none" w:sz="0" w:space="0" w:color="000000"/>
-            </w:tcBorders>
-            <w:shd w:val="clear" w:color="auto" w:fill="FFFFFF"/>
-            <w:tcMar>
-              <w:top w:w="0" w:type="dxa"/>
-              <w:bottom w:w="0" w:type="dxa"/>
-              <w:left w:w="0" w:type="dxa"/>
-              <w:right w:w="0" w:type="dxa"/>
-            </w:tcMar>
-            <w:vAlign w:val="center"/>
-          </w:tcPr>
-          <w:p>
-            <w:pPr>
-              <w:jc w:val="right"/>
-              <w:pBdr>
-                <w:bottom w:val="none" w:sz="0" w:space="0" w:color="000000"/>
-                <w:top w:val="none" w:sz="0" w:space="0" w:color="000000"/>
-                <w:left w:val="none" w:sz="0" w:space="0" w:color="000000"/>
-                <w:right w:val="none" w:sz="0" w:space="0" w:color="000000"/>
-              </w:pBdr>
-              <w:spacing w:after="100" w:before="100" w:line="240"/>
-              <w:ind w:left="100" w:right="100" w:firstLine="0" w:firstLineChars="0"/>
-              <w:rPr>
-                <w:rFonts w:ascii="Arial" w:hAnsi="Arial" w:eastAsia="Arial" w:cs="Arial"/>
-                <w:i w:val="false"/>
-                <w:b w:val="false"/>
-                <w:u w:val="none"/>
-                <w:strike w:val="false"/>
-                <w:sz w:val="22"/>
-                <w:szCs w:val="22"/>
-                <w:color w:val="000000"/>
-              </w:rPr>
-            </w:pPr>
-            <w:r>
-              <w:rPr>
-                <w:rFonts w:ascii="Arial" w:hAnsi="Arial" w:eastAsia="Arial" w:cs="Arial"/>
-                <w:i w:val="false"/>
-                <w:b w:val="false"/>
-                <w:u w:val="none"/>
-                <w:strike w:val="false"/>
-                <w:sz w:val="22"/>
-                <w:szCs w:val="22"/>
-                <w:color w:val="000000"/>
-              </w:rPr>
-              <w:t xml:space="preserve">1.48</w:t>
-            </w:r>
-          </w:p>
-        </w:tc>
-        <w:tc>
-          <w:tcPr>
-            <w:tcBorders>
-              <w:bottom w:val="none" w:sz="0" w:space="0" w:color="000000"/>
-              <w:top w:val="none" w:sz="0" w:space="0" w:color="000000"/>
-              <w:left w:val="none" w:sz="0" w:space="0" w:color="000000"/>
-              <w:right w:val="none" w:sz="0" w:space="0" w:color="000000"/>
-            </w:tcBorders>
-            <w:shd w:val="clear" w:color="auto" w:fill="FFFFFF"/>
-            <w:tcMar>
-              <w:top w:w="0" w:type="dxa"/>
-              <w:bottom w:w="0" w:type="dxa"/>
-              <w:left w:w="0" w:type="dxa"/>
-              <w:right w:w="0" w:type="dxa"/>
-            </w:tcMar>
-            <w:vAlign w:val="center"/>
-          </w:tcPr>
-          <w:p>
-            <w:pPr>
-              <w:jc w:val="right"/>
-              <w:pBdr>
-                <w:bottom w:val="none" w:sz="0" w:space="0" w:color="000000"/>
-                <w:top w:val="none" w:sz="0" w:space="0" w:color="000000"/>
-                <w:left w:val="none" w:sz="0" w:space="0" w:color="000000"/>
-                <w:right w:val="none" w:sz="0" w:space="0" w:color="000000"/>
-              </w:pBdr>
-              <w:spacing w:after="100" w:before="100" w:line="240"/>
-              <w:ind w:left="100" w:right="100" w:firstLine="0" w:firstLineChars="0"/>
-              <w:rPr>
-                <w:rFonts w:ascii="Arial" w:hAnsi="Arial" w:eastAsia="Arial" w:cs="Arial"/>
-                <w:i w:val="false"/>
-                <w:b w:val="false"/>
-                <w:u w:val="none"/>
-                <w:strike w:val="false"/>
-                <w:sz w:val="22"/>
-                <w:szCs w:val="22"/>
-                <w:color w:val="000000"/>
-              </w:rPr>
-            </w:pPr>
-            <w:r>
-              <w:rPr>
-                <w:rFonts w:ascii="Arial" w:hAnsi="Arial" w:eastAsia="Arial" w:cs="Arial"/>
-                <w:i w:val="false"/>
-                <w:b w:val="false"/>
-                <w:u w:val="none"/>
-                <w:strike w:val="false"/>
-                <w:sz w:val="22"/>
-                <w:szCs w:val="22"/>
-                <w:color w:val="000000"/>
-              </w:rPr>
-              <w:t xml:space="preserve">1.37</w:t>
+              <w:t xml:space="preserve">1.41</w:t>
+            </w:r>
+          </w:p>
+        </w:tc>
+        <w:tc>
+          <w:tcPr>
+            <w:tcBorders>
+              <w:bottom w:val="none" w:sz="0" w:space="0" w:color="000000"/>
+              <w:top w:val="none" w:sz="0" w:space="0" w:color="000000"/>
+              <w:left w:val="none" w:sz="0" w:space="0" w:color="000000"/>
+              <w:right w:val="none" w:sz="0" w:space="0" w:color="000000"/>
+            </w:tcBorders>
+            <w:shd w:val="clear" w:color="auto" w:fill="FFFFFF"/>
+            <w:tcMar>
+              <w:top w:w="0" w:type="dxa"/>
+              <w:bottom w:w="0" w:type="dxa"/>
+              <w:left w:w="0" w:type="dxa"/>
+              <w:right w:w="0" w:type="dxa"/>
+            </w:tcMar>
+            <w:vAlign w:val="center"/>
+          </w:tcPr>
+          <w:p>
+            <w:pPr>
+              <w:jc w:val="right"/>
+              <w:pBdr>
+                <w:bottom w:val="none" w:sz="0" w:space="0" w:color="000000"/>
+                <w:top w:val="none" w:sz="0" w:space="0" w:color="000000"/>
+                <w:left w:val="none" w:sz="0" w:space="0" w:color="000000"/>
+                <w:right w:val="none" w:sz="0" w:space="0" w:color="000000"/>
+              </w:pBdr>
+              <w:spacing w:after="100" w:before="100" w:line="240"/>
+              <w:ind w:left="100" w:right="100" w:firstLine="0" w:firstLineChars="0"/>
+              <w:rPr>
+                <w:rFonts w:ascii="Arial" w:hAnsi="Arial" w:eastAsia="Arial" w:cs="Arial"/>
+                <w:i w:val="false"/>
+                <w:b w:val="false"/>
+                <w:u w:val="none"/>
+                <w:strike w:val="false"/>
+                <w:sz w:val="22"/>
+                <w:szCs w:val="22"/>
+                <w:color w:val="000000"/>
+              </w:rPr>
+            </w:pPr>
+            <w:r>
+              <w:rPr>
+                <w:rFonts w:ascii="Arial" w:hAnsi="Arial" w:eastAsia="Arial" w:cs="Arial"/>
+                <w:i w:val="false"/>
+                <w:b w:val="false"/>
+                <w:u w:val="none"/>
+                <w:strike w:val="false"/>
+                <w:sz w:val="22"/>
+                <w:szCs w:val="22"/>
+                <w:color w:val="000000"/>
+              </w:rPr>
+              <w:t xml:space="preserve">1.45</w:t>
+            </w:r>
+          </w:p>
+        </w:tc>
+        <w:tc>
+          <w:tcPr>
+            <w:tcBorders>
+              <w:bottom w:val="none" w:sz="0" w:space="0" w:color="000000"/>
+              <w:top w:val="none" w:sz="0" w:space="0" w:color="000000"/>
+              <w:left w:val="none" w:sz="0" w:space="0" w:color="000000"/>
+              <w:right w:val="none" w:sz="0" w:space="0" w:color="000000"/>
+            </w:tcBorders>
+            <w:shd w:val="clear" w:color="auto" w:fill="FFFFFF"/>
+            <w:tcMar>
+              <w:top w:w="0" w:type="dxa"/>
+              <w:bottom w:w="0" w:type="dxa"/>
+              <w:left w:w="0" w:type="dxa"/>
+              <w:right w:w="0" w:type="dxa"/>
+            </w:tcMar>
+            <w:vAlign w:val="center"/>
+          </w:tcPr>
+          <w:p>
+            <w:pPr>
+              <w:jc w:val="right"/>
+              <w:pBdr>
+                <w:bottom w:val="none" w:sz="0" w:space="0" w:color="000000"/>
+                <w:top w:val="none" w:sz="0" w:space="0" w:color="000000"/>
+                <w:left w:val="none" w:sz="0" w:space="0" w:color="000000"/>
+                <w:right w:val="none" w:sz="0" w:space="0" w:color="000000"/>
+              </w:pBdr>
+              <w:spacing w:after="100" w:before="100" w:line="240"/>
+              <w:ind w:left="100" w:right="100" w:firstLine="0" w:firstLineChars="0"/>
+              <w:rPr>
+                <w:rFonts w:ascii="Arial" w:hAnsi="Arial" w:eastAsia="Arial" w:cs="Arial"/>
+                <w:i w:val="false"/>
+                <w:b w:val="false"/>
+                <w:u w:val="none"/>
+                <w:strike w:val="false"/>
+                <w:sz w:val="22"/>
+                <w:szCs w:val="22"/>
+                <w:color w:val="000000"/>
+              </w:rPr>
+            </w:pPr>
+            <w:r>
+              <w:rPr>
+                <w:rFonts w:ascii="Arial" w:hAnsi="Arial" w:eastAsia="Arial" w:cs="Arial"/>
+                <w:i w:val="false"/>
+                <w:b w:val="false"/>
+                <w:u w:val="none"/>
+                <w:strike w:val="false"/>
+                <w:sz w:val="22"/>
+                <w:szCs w:val="22"/>
+                <w:color w:val="000000"/>
+              </w:rPr>
+              <w:t xml:space="preserve">1.65</w:t>
+            </w:r>
+          </w:p>
+        </w:tc>
+        <w:tc>
+          <w:tcPr>
+            <w:tcBorders>
+              <w:bottom w:val="none" w:sz="0" w:space="0" w:color="000000"/>
+              <w:top w:val="none" w:sz="0" w:space="0" w:color="000000"/>
+              <w:left w:val="none" w:sz="0" w:space="0" w:color="000000"/>
+              <w:right w:val="none" w:sz="0" w:space="0" w:color="000000"/>
+            </w:tcBorders>
+            <w:shd w:val="clear" w:color="auto" w:fill="FFFFFF"/>
+            <w:tcMar>
+              <w:top w:w="0" w:type="dxa"/>
+              <w:bottom w:w="0" w:type="dxa"/>
+              <w:left w:w="0" w:type="dxa"/>
+              <w:right w:w="0" w:type="dxa"/>
+            </w:tcMar>
+            <w:vAlign w:val="center"/>
+          </w:tcPr>
+          <w:p>
+            <w:pPr>
+              <w:jc w:val="right"/>
+              <w:pBdr>
+                <w:bottom w:val="none" w:sz="0" w:space="0" w:color="000000"/>
+                <w:top w:val="none" w:sz="0" w:space="0" w:color="000000"/>
+                <w:left w:val="none" w:sz="0" w:space="0" w:color="000000"/>
+                <w:right w:val="none" w:sz="0" w:space="0" w:color="000000"/>
+              </w:pBdr>
+              <w:spacing w:after="100" w:before="100" w:line="240"/>
+              <w:ind w:left="100" w:right="100" w:firstLine="0" w:firstLineChars="0"/>
+              <w:rPr>
+                <w:rFonts w:ascii="Arial" w:hAnsi="Arial" w:eastAsia="Arial" w:cs="Arial"/>
+                <w:i w:val="false"/>
+                <w:b w:val="false"/>
+                <w:u w:val="none"/>
+                <w:strike w:val="false"/>
+                <w:sz w:val="22"/>
+                <w:szCs w:val="22"/>
+                <w:color w:val="000000"/>
+              </w:rPr>
+            </w:pPr>
+            <w:r>
+              <w:rPr>
+                <w:rFonts w:ascii="Arial" w:hAnsi="Arial" w:eastAsia="Arial" w:cs="Arial"/>
+                <w:i w:val="false"/>
+                <w:b w:val="false"/>
+                <w:u w:val="none"/>
+                <w:strike w:val="false"/>
+                <w:sz w:val="22"/>
+                <w:szCs w:val="22"/>
+                <w:color w:val="000000"/>
+              </w:rPr>
+              <w:t xml:space="preserve">1.45</w:t>
+            </w:r>
+          </w:p>
+        </w:tc>
+        <w:tc>
+          <w:tcPr>
+            <w:tcBorders>
+              <w:bottom w:val="none" w:sz="0" w:space="0" w:color="000000"/>
+              <w:top w:val="none" w:sz="0" w:space="0" w:color="000000"/>
+              <w:left w:val="none" w:sz="0" w:space="0" w:color="000000"/>
+              <w:right w:val="none" w:sz="0" w:space="0" w:color="000000"/>
+            </w:tcBorders>
+            <w:shd w:val="clear" w:color="auto" w:fill="FFFFFF"/>
+            <w:tcMar>
+              <w:top w:w="0" w:type="dxa"/>
+              <w:bottom w:w="0" w:type="dxa"/>
+              <w:left w:w="0" w:type="dxa"/>
+              <w:right w:w="0" w:type="dxa"/>
+            </w:tcMar>
+            <w:vAlign w:val="center"/>
+          </w:tcPr>
+          <w:p>
+            <w:pPr>
+              <w:jc w:val="right"/>
+              <w:pBdr>
+                <w:bottom w:val="none" w:sz="0" w:space="0" w:color="000000"/>
+                <w:top w:val="none" w:sz="0" w:space="0" w:color="000000"/>
+                <w:left w:val="none" w:sz="0" w:space="0" w:color="000000"/>
+                <w:right w:val="none" w:sz="0" w:space="0" w:color="000000"/>
+              </w:pBdr>
+              <w:spacing w:after="100" w:before="100" w:line="240"/>
+              <w:ind w:left="100" w:right="100" w:firstLine="0" w:firstLineChars="0"/>
+              <w:rPr>
+                <w:rFonts w:ascii="Arial" w:hAnsi="Arial" w:eastAsia="Arial" w:cs="Arial"/>
+                <w:i w:val="false"/>
+                <w:b w:val="false"/>
+                <w:u w:val="none"/>
+                <w:strike w:val="false"/>
+                <w:sz w:val="22"/>
+                <w:szCs w:val="22"/>
+                <w:color w:val="000000"/>
+              </w:rPr>
+            </w:pPr>
+            <w:r>
+              <w:rPr>
+                <w:rFonts w:ascii="Arial" w:hAnsi="Arial" w:eastAsia="Arial" w:cs="Arial"/>
+                <w:i w:val="false"/>
+                <w:b w:val="false"/>
+                <w:u w:val="none"/>
+                <w:strike w:val="false"/>
+                <w:sz w:val="22"/>
+                <w:szCs w:val="22"/>
+                <w:color w:val="000000"/>
+              </w:rPr>
+              <w:t xml:space="preserve">1.45</w:t>
+            </w:r>
+          </w:p>
+        </w:tc>
+        <w:tc>
+          <w:tcPr>
+            <w:tcBorders>
+              <w:bottom w:val="none" w:sz="0" w:space="0" w:color="000000"/>
+              <w:top w:val="none" w:sz="0" w:space="0" w:color="000000"/>
+              <w:left w:val="none" w:sz="0" w:space="0" w:color="000000"/>
+              <w:right w:val="none" w:sz="0" w:space="0" w:color="000000"/>
+            </w:tcBorders>
+            <w:shd w:val="clear" w:color="auto" w:fill="FFFFFF"/>
+            <w:tcMar>
+              <w:top w:w="0" w:type="dxa"/>
+              <w:bottom w:w="0" w:type="dxa"/>
+              <w:left w:w="0" w:type="dxa"/>
+              <w:right w:w="0" w:type="dxa"/>
+            </w:tcMar>
+            <w:vAlign w:val="center"/>
+          </w:tcPr>
+          <w:p>
+            <w:pPr>
+              <w:jc w:val="right"/>
+              <w:pBdr>
+                <w:bottom w:val="none" w:sz="0" w:space="0" w:color="000000"/>
+                <w:top w:val="none" w:sz="0" w:space="0" w:color="000000"/>
+                <w:left w:val="none" w:sz="0" w:space="0" w:color="000000"/>
+                <w:right w:val="none" w:sz="0" w:space="0" w:color="000000"/>
+              </w:pBdr>
+              <w:spacing w:after="100" w:before="100" w:line="240"/>
+              <w:ind w:left="100" w:right="100" w:firstLine="0" w:firstLineChars="0"/>
+              <w:rPr>
+                <w:rFonts w:ascii="Arial" w:hAnsi="Arial" w:eastAsia="Arial" w:cs="Arial"/>
+                <w:i w:val="false"/>
+                <w:b w:val="false"/>
+                <w:u w:val="none"/>
+                <w:strike w:val="false"/>
+                <w:sz w:val="22"/>
+                <w:szCs w:val="22"/>
+                <w:color w:val="000000"/>
+              </w:rPr>
+            </w:pPr>
+            <w:r>
+              <w:rPr>
+                <w:rFonts w:ascii="Arial" w:hAnsi="Arial" w:eastAsia="Arial" w:cs="Arial"/>
+                <w:i w:val="false"/>
+                <w:b w:val="false"/>
+                <w:u w:val="none"/>
+                <w:strike w:val="false"/>
+                <w:sz w:val="22"/>
+                <w:szCs w:val="22"/>
+                <w:color w:val="000000"/>
+              </w:rPr>
+              <w:t xml:space="preserve">1.36</w:t>
             </w:r>
           </w:p>
         </w:tc>
@@ -2593,115 +2593,115 @@
                 <w:szCs w:val="22"/>
                 <w:color w:val="000000"/>
               </w:rPr>
-              <w:t xml:space="preserve">1.30</w:t>
-            </w:r>
-          </w:p>
-        </w:tc>
-        <w:tc>
-          <w:tcPr>
-            <w:tcBorders>
-              <w:bottom w:val="none" w:sz="0" w:space="0" w:color="000000"/>
-              <w:top w:val="none" w:sz="0" w:space="0" w:color="000000"/>
-              <w:left w:val="none" w:sz="0" w:space="0" w:color="000000"/>
-              <w:right w:val="none" w:sz="0" w:space="0" w:color="000000"/>
-            </w:tcBorders>
-            <w:shd w:val="clear" w:color="auto" w:fill="FFFFFF"/>
-            <w:tcMar>
-              <w:top w:w="0" w:type="dxa"/>
-              <w:bottom w:w="0" w:type="dxa"/>
-              <w:left w:w="0" w:type="dxa"/>
-              <w:right w:w="0" w:type="dxa"/>
-            </w:tcMar>
-            <w:vAlign w:val="center"/>
-          </w:tcPr>
-          <w:p>
-            <w:pPr>
-              <w:jc w:val="right"/>
-              <w:pBdr>
-                <w:bottom w:val="none" w:sz="0" w:space="0" w:color="000000"/>
-                <w:top w:val="none" w:sz="0" w:space="0" w:color="000000"/>
-                <w:left w:val="none" w:sz="0" w:space="0" w:color="000000"/>
-                <w:right w:val="none" w:sz="0" w:space="0" w:color="000000"/>
-              </w:pBdr>
-              <w:spacing w:after="100" w:before="100" w:line="240"/>
-              <w:ind w:left="100" w:right="100" w:firstLine="0" w:firstLineChars="0"/>
-              <w:rPr>
-                <w:rFonts w:ascii="Arial" w:hAnsi="Arial" w:eastAsia="Arial" w:cs="Arial"/>
-                <w:i w:val="false"/>
-                <w:b w:val="false"/>
-                <w:u w:val="none"/>
-                <w:strike w:val="false"/>
-                <w:sz w:val="22"/>
-                <w:szCs w:val="22"/>
-                <w:color w:val="000000"/>
-              </w:rPr>
-            </w:pPr>
-            <w:r>
-              <w:rPr>
-                <w:rFonts w:ascii="Arial" w:hAnsi="Arial" w:eastAsia="Arial" w:cs="Arial"/>
-                <w:i w:val="false"/>
-                <w:b w:val="false"/>
-                <w:u w:val="none"/>
-                <w:strike w:val="false"/>
-                <w:sz w:val="22"/>
-                <w:szCs w:val="22"/>
-                <w:color w:val="000000"/>
-              </w:rPr>
-              <w:t xml:space="preserve">1.16</w:t>
-            </w:r>
-          </w:p>
-        </w:tc>
-        <w:tc>
-          <w:tcPr>
-            <w:tcBorders>
-              <w:bottom w:val="none" w:sz="0" w:space="0" w:color="000000"/>
-              <w:top w:val="none" w:sz="0" w:space="0" w:color="000000"/>
-              <w:left w:val="none" w:sz="0" w:space="0" w:color="000000"/>
-              <w:right w:val="none" w:sz="0" w:space="0" w:color="000000"/>
-            </w:tcBorders>
-            <w:shd w:val="clear" w:color="auto" w:fill="FFFFFF"/>
-            <w:tcMar>
-              <w:top w:w="0" w:type="dxa"/>
-              <w:bottom w:w="0" w:type="dxa"/>
-              <w:left w:w="0" w:type="dxa"/>
-              <w:right w:w="0" w:type="dxa"/>
-            </w:tcMar>
-            <w:vAlign w:val="center"/>
-          </w:tcPr>
-          <w:p>
-            <w:pPr>
-              <w:jc w:val="right"/>
-              <w:pBdr>
-                <w:bottom w:val="none" w:sz="0" w:space="0" w:color="000000"/>
-                <w:top w:val="none" w:sz="0" w:space="0" w:color="000000"/>
-                <w:left w:val="none" w:sz="0" w:space="0" w:color="000000"/>
-                <w:right w:val="none" w:sz="0" w:space="0" w:color="000000"/>
-              </w:pBdr>
-              <w:spacing w:after="100" w:before="100" w:line="240"/>
-              <w:ind w:left="100" w:right="100" w:firstLine="0" w:firstLineChars="0"/>
-              <w:rPr>
-                <w:rFonts w:ascii="Arial" w:hAnsi="Arial" w:eastAsia="Arial" w:cs="Arial"/>
-                <w:i w:val="false"/>
-                <w:b w:val="false"/>
-                <w:u w:val="none"/>
-                <w:strike w:val="false"/>
-                <w:sz w:val="22"/>
-                <w:szCs w:val="22"/>
-                <w:color w:val="000000"/>
-              </w:rPr>
-            </w:pPr>
-            <w:r>
-              <w:rPr>
-                <w:rFonts w:ascii="Arial" w:hAnsi="Arial" w:eastAsia="Arial" w:cs="Arial"/>
-                <w:i w:val="false"/>
-                <w:b w:val="false"/>
-                <w:u w:val="none"/>
-                <w:strike w:val="false"/>
-                <w:sz w:val="22"/>
-                <w:szCs w:val="22"/>
-                <w:color w:val="000000"/>
-              </w:rPr>
-              <w:t xml:space="preserve">1.09</w:t>
+              <w:t xml:space="preserve">1.31</w:t>
+            </w:r>
+          </w:p>
+        </w:tc>
+        <w:tc>
+          <w:tcPr>
+            <w:tcBorders>
+              <w:bottom w:val="none" w:sz="0" w:space="0" w:color="000000"/>
+              <w:top w:val="none" w:sz="0" w:space="0" w:color="000000"/>
+              <w:left w:val="none" w:sz="0" w:space="0" w:color="000000"/>
+              <w:right w:val="none" w:sz="0" w:space="0" w:color="000000"/>
+            </w:tcBorders>
+            <w:shd w:val="clear" w:color="auto" w:fill="FFFFFF"/>
+            <w:tcMar>
+              <w:top w:w="0" w:type="dxa"/>
+              <w:bottom w:w="0" w:type="dxa"/>
+              <w:left w:w="0" w:type="dxa"/>
+              <w:right w:w="0" w:type="dxa"/>
+            </w:tcMar>
+            <w:vAlign w:val="center"/>
+          </w:tcPr>
+          <w:p>
+            <w:pPr>
+              <w:jc w:val="right"/>
+              <w:pBdr>
+                <w:bottom w:val="none" w:sz="0" w:space="0" w:color="000000"/>
+                <w:top w:val="none" w:sz="0" w:space="0" w:color="000000"/>
+                <w:left w:val="none" w:sz="0" w:space="0" w:color="000000"/>
+                <w:right w:val="none" w:sz="0" w:space="0" w:color="000000"/>
+              </w:pBdr>
+              <w:spacing w:after="100" w:before="100" w:line="240"/>
+              <w:ind w:left="100" w:right="100" w:firstLine="0" w:firstLineChars="0"/>
+              <w:rPr>
+                <w:rFonts w:ascii="Arial" w:hAnsi="Arial" w:eastAsia="Arial" w:cs="Arial"/>
+                <w:i w:val="false"/>
+                <w:b w:val="false"/>
+                <w:u w:val="none"/>
+                <w:strike w:val="false"/>
+                <w:sz w:val="22"/>
+                <w:szCs w:val="22"/>
+                <w:color w:val="000000"/>
+              </w:rPr>
+            </w:pPr>
+            <w:r>
+              <w:rPr>
+                <w:rFonts w:ascii="Arial" w:hAnsi="Arial" w:eastAsia="Arial" w:cs="Arial"/>
+                <w:i w:val="false"/>
+                <w:b w:val="false"/>
+                <w:u w:val="none"/>
+                <w:strike w:val="false"/>
+                <w:sz w:val="22"/>
+                <w:szCs w:val="22"/>
+                <w:color w:val="000000"/>
+              </w:rPr>
+              <w:t xml:space="preserve">1.15</w:t>
+            </w:r>
+          </w:p>
+        </w:tc>
+        <w:tc>
+          <w:tcPr>
+            <w:tcBorders>
+              <w:bottom w:val="none" w:sz="0" w:space="0" w:color="000000"/>
+              <w:top w:val="none" w:sz="0" w:space="0" w:color="000000"/>
+              <w:left w:val="none" w:sz="0" w:space="0" w:color="000000"/>
+              <w:right w:val="none" w:sz="0" w:space="0" w:color="000000"/>
+            </w:tcBorders>
+            <w:shd w:val="clear" w:color="auto" w:fill="FFFFFF"/>
+            <w:tcMar>
+              <w:top w:w="0" w:type="dxa"/>
+              <w:bottom w:w="0" w:type="dxa"/>
+              <w:left w:w="0" w:type="dxa"/>
+              <w:right w:w="0" w:type="dxa"/>
+            </w:tcMar>
+            <w:vAlign w:val="center"/>
+          </w:tcPr>
+          <w:p>
+            <w:pPr>
+              <w:jc w:val="right"/>
+              <w:pBdr>
+                <w:bottom w:val="none" w:sz="0" w:space="0" w:color="000000"/>
+                <w:top w:val="none" w:sz="0" w:space="0" w:color="000000"/>
+                <w:left w:val="none" w:sz="0" w:space="0" w:color="000000"/>
+                <w:right w:val="none" w:sz="0" w:space="0" w:color="000000"/>
+              </w:pBdr>
+              <w:spacing w:after="100" w:before="100" w:line="240"/>
+              <w:ind w:left="100" w:right="100" w:firstLine="0" w:firstLineChars="0"/>
+              <w:rPr>
+                <w:rFonts w:ascii="Arial" w:hAnsi="Arial" w:eastAsia="Arial" w:cs="Arial"/>
+                <w:i w:val="false"/>
+                <w:b w:val="false"/>
+                <w:u w:val="none"/>
+                <w:strike w:val="false"/>
+                <w:sz w:val="22"/>
+                <w:szCs w:val="22"/>
+                <w:color w:val="000000"/>
+              </w:rPr>
+            </w:pPr>
+            <w:r>
+              <w:rPr>
+                <w:rFonts w:ascii="Arial" w:hAnsi="Arial" w:eastAsia="Arial" w:cs="Arial"/>
+                <w:i w:val="false"/>
+                <w:b w:val="false"/>
+                <w:u w:val="none"/>
+                <w:strike w:val="false"/>
+                <w:sz w:val="22"/>
+                <w:szCs w:val="22"/>
+                <w:color w:val="000000"/>
+              </w:rPr>
+              <w:t xml:space="preserve">1.08</w:t>
             </w:r>
           </w:p>
         </w:tc>
@@ -2869,61 +2869,61 @@
                 <w:szCs w:val="22"/>
                 <w:color w:val="000000"/>
               </w:rPr>
-              <w:t xml:space="preserve">1.24</w:t>
-            </w:r>
-          </w:p>
-        </w:tc>
-        <w:tc>
-          <w:tcPr>
-            <w:tcBorders>
-              <w:bottom w:val="none" w:sz="0" w:space="0" w:color="000000"/>
-              <w:top w:val="none" w:sz="0" w:space="0" w:color="000000"/>
-              <w:left w:val="none" w:sz="0" w:space="0" w:color="000000"/>
-              <w:right w:val="none" w:sz="0" w:space="0" w:color="000000"/>
-            </w:tcBorders>
-            <w:shd w:val="clear" w:color="auto" w:fill="FFFFFF"/>
-            <w:tcMar>
-              <w:top w:w="0" w:type="dxa"/>
-              <w:bottom w:w="0" w:type="dxa"/>
-              <w:left w:w="0" w:type="dxa"/>
-              <w:right w:w="0" w:type="dxa"/>
-            </w:tcMar>
-            <w:vAlign w:val="center"/>
-          </w:tcPr>
-          <w:p>
-            <w:pPr>
-              <w:jc w:val="right"/>
-              <w:pBdr>
-                <w:bottom w:val="none" w:sz="0" w:space="0" w:color="000000"/>
-                <w:top w:val="none" w:sz="0" w:space="0" w:color="000000"/>
-                <w:left w:val="none" w:sz="0" w:space="0" w:color="000000"/>
-                <w:right w:val="none" w:sz="0" w:space="0" w:color="000000"/>
-              </w:pBdr>
-              <w:spacing w:after="100" w:before="100" w:line="240"/>
-              <w:ind w:left="100" w:right="100" w:firstLine="0" w:firstLineChars="0"/>
-              <w:rPr>
-                <w:rFonts w:ascii="Arial" w:hAnsi="Arial" w:eastAsia="Arial" w:cs="Arial"/>
-                <w:i w:val="false"/>
-                <w:b w:val="false"/>
-                <w:u w:val="none"/>
-                <w:strike w:val="false"/>
-                <w:sz w:val="22"/>
-                <w:szCs w:val="22"/>
-                <w:color w:val="000000"/>
-              </w:rPr>
-            </w:pPr>
-            <w:r>
-              <w:rPr>
-                <w:rFonts w:ascii="Arial" w:hAnsi="Arial" w:eastAsia="Arial" w:cs="Arial"/>
-                <w:i w:val="false"/>
-                <w:b w:val="false"/>
-                <w:u w:val="none"/>
-                <w:strike w:val="false"/>
-                <w:sz w:val="22"/>
-                <w:szCs w:val="22"/>
-                <w:color w:val="000000"/>
-              </w:rPr>
-              <w:t xml:space="preserve">1.29</w:t>
+              <w:t xml:space="preserve">1.25</w:t>
+            </w:r>
+          </w:p>
+        </w:tc>
+        <w:tc>
+          <w:tcPr>
+            <w:tcBorders>
+              <w:bottom w:val="none" w:sz="0" w:space="0" w:color="000000"/>
+              <w:top w:val="none" w:sz="0" w:space="0" w:color="000000"/>
+              <w:left w:val="none" w:sz="0" w:space="0" w:color="000000"/>
+              <w:right w:val="none" w:sz="0" w:space="0" w:color="000000"/>
+            </w:tcBorders>
+            <w:shd w:val="clear" w:color="auto" w:fill="FFFFFF"/>
+            <w:tcMar>
+              <w:top w:w="0" w:type="dxa"/>
+              <w:bottom w:w="0" w:type="dxa"/>
+              <w:left w:w="0" w:type="dxa"/>
+              <w:right w:w="0" w:type="dxa"/>
+            </w:tcMar>
+            <w:vAlign w:val="center"/>
+          </w:tcPr>
+          <w:p>
+            <w:pPr>
+              <w:jc w:val="right"/>
+              <w:pBdr>
+                <w:bottom w:val="none" w:sz="0" w:space="0" w:color="000000"/>
+                <w:top w:val="none" w:sz="0" w:space="0" w:color="000000"/>
+                <w:left w:val="none" w:sz="0" w:space="0" w:color="000000"/>
+                <w:right w:val="none" w:sz="0" w:space="0" w:color="000000"/>
+              </w:pBdr>
+              <w:spacing w:after="100" w:before="100" w:line="240"/>
+              <w:ind w:left="100" w:right="100" w:firstLine="0" w:firstLineChars="0"/>
+              <w:rPr>
+                <w:rFonts w:ascii="Arial" w:hAnsi="Arial" w:eastAsia="Arial" w:cs="Arial"/>
+                <w:i w:val="false"/>
+                <w:b w:val="false"/>
+                <w:u w:val="none"/>
+                <w:strike w:val="false"/>
+                <w:sz w:val="22"/>
+                <w:szCs w:val="22"/>
+                <w:color w:val="000000"/>
+              </w:rPr>
+            </w:pPr>
+            <w:r>
+              <w:rPr>
+                <w:rFonts w:ascii="Arial" w:hAnsi="Arial" w:eastAsia="Arial" w:cs="Arial"/>
+                <w:i w:val="false"/>
+                <w:b w:val="false"/>
+                <w:u w:val="none"/>
+                <w:strike w:val="false"/>
+                <w:sz w:val="22"/>
+                <w:szCs w:val="22"/>
+                <w:color w:val="000000"/>
+              </w:rPr>
+              <w:t xml:space="preserve">1.28</w:t>
             </w:r>
           </w:p>
         </w:tc>
@@ -3199,7 +3199,7 @@
                 <w:szCs w:val="22"/>
                 <w:color w:val="000000"/>
               </w:rPr>
-              <w:t xml:space="preserve">1.63</w:t>
+              <w:t xml:space="preserve">1.62</w:t>
             </w:r>
           </w:p>
         </w:tc>
@@ -3307,7 +3307,7 @@
                 <w:szCs w:val="22"/>
                 <w:color w:val="000000"/>
               </w:rPr>
-              <w:t xml:space="preserve">1.70</w:t>
+              <w:t xml:space="preserve">1.69</w:t>
             </w:r>
           </w:p>
         </w:tc>
@@ -4021,7 +4021,7 @@
                 <w:szCs w:val="22"/>
                 <w:color w:val="000000"/>
               </w:rPr>
-              <w:t xml:space="preserve">1.46</w:t>
+              <w:t xml:space="preserve">1.47</w:t>
             </w:r>
           </w:p>
         </w:tc>
@@ -4129,7 +4129,7 @@
                 <w:szCs w:val="22"/>
                 <w:color w:val="000000"/>
               </w:rPr>
-              <w:t xml:space="preserve">2.07</w:t>
+              <w:t xml:space="preserve">2.06</w:t>
             </w:r>
           </w:p>
         </w:tc>
@@ -4237,7 +4237,7 @@
                 <w:szCs w:val="22"/>
                 <w:color w:val="000000"/>
               </w:rPr>
-              <w:t xml:space="preserve">3.77</w:t>
+              <w:t xml:space="preserve">3.68</w:t>
             </w:r>
           </w:p>
         </w:tc>
@@ -4513,7 +4513,7 @@
                 <w:szCs w:val="22"/>
                 <w:color w:val="000000"/>
               </w:rPr>
-              <w:t xml:space="preserve">2.08</w:t>
+              <w:t xml:space="preserve">2.07</w:t>
             </w:r>
           </w:p>
         </w:tc>
@@ -4621,7 +4621,7 @@
                 <w:szCs w:val="22"/>
                 <w:color w:val="000000"/>
               </w:rPr>
-              <w:t xml:space="preserve">3.33</w:t>
+              <w:t xml:space="preserve">3.27</w:t>
             </w:r>
           </w:p>
         </w:tc>
@@ -5005,7 +5005,7 @@
                 <w:szCs w:val="22"/>
                 <w:color w:val="000000"/>
               </w:rPr>
-              <w:t xml:space="preserve">1.91</w:t>
+              <w:t xml:space="preserve">1.89</w:t>
             </w:r>
           </w:p>
         </w:tc>

--- a/4. Models/outputs/variance_inflation_factors.docx
+++ b/4. Models/outputs/variance_inflation_factors.docx
@@ -511,7 +511,7 @@
                 <w:szCs w:val="22"/>
                 <w:color w:val="000000"/>
               </w:rPr>
-              <w:t xml:space="preserve">1.72</w:t>
+              <w:t xml:space="preserve">1.21</w:t>
             </w:r>
           </w:p>
         </w:tc>
@@ -619,7 +619,7 @@
                 <w:szCs w:val="22"/>
                 <w:color w:val="000000"/>
               </w:rPr>
-              <w:t xml:space="preserve">1.99</w:t>
+              <w:t xml:space="preserve">1.35</w:t>
             </w:r>
           </w:p>
         </w:tc>
@@ -727,7 +727,7 @@
                 <w:szCs w:val="22"/>
                 <w:color w:val="000000"/>
               </w:rPr>
-              <w:t xml:space="preserve">3.84</w:t>
+              <w:t xml:space="preserve">1.82</w:t>
             </w:r>
           </w:p>
         </w:tc>
@@ -895,277 +895,277 @@
                 <w:szCs w:val="22"/>
                 <w:color w:val="000000"/>
               </w:rPr>
-              <w:t xml:space="preserve">1.08</w:t>
-            </w:r>
-          </w:p>
-        </w:tc>
-        <w:tc>
-          <w:tcPr>
-            <w:tcBorders>
-              <w:bottom w:val="none" w:sz="0" w:space="0" w:color="000000"/>
-              <w:top w:val="none" w:sz="0" w:space="0" w:color="000000"/>
-              <w:left w:val="none" w:sz="0" w:space="0" w:color="000000"/>
-              <w:right w:val="none" w:sz="0" w:space="0" w:color="000000"/>
-            </w:tcBorders>
-            <w:shd w:val="clear" w:color="auto" w:fill="FFFFFF"/>
-            <w:tcMar>
-              <w:top w:w="0" w:type="dxa"/>
-              <w:bottom w:w="0" w:type="dxa"/>
-              <w:left w:w="0" w:type="dxa"/>
-              <w:right w:w="0" w:type="dxa"/>
-            </w:tcMar>
-            <w:vAlign w:val="center"/>
-          </w:tcPr>
-          <w:p>
-            <w:pPr>
-              <w:jc w:val="right"/>
-              <w:pBdr>
-                <w:bottom w:val="none" w:sz="0" w:space="0" w:color="000000"/>
-                <w:top w:val="none" w:sz="0" w:space="0" w:color="000000"/>
-                <w:left w:val="none" w:sz="0" w:space="0" w:color="000000"/>
-                <w:right w:val="none" w:sz="0" w:space="0" w:color="000000"/>
-              </w:pBdr>
-              <w:spacing w:after="100" w:before="100" w:line="240"/>
-              <w:ind w:left="100" w:right="100" w:firstLine="0" w:firstLineChars="0"/>
-              <w:rPr>
-                <w:rFonts w:ascii="Arial" w:hAnsi="Arial" w:eastAsia="Arial" w:cs="Arial"/>
-                <w:i w:val="false"/>
-                <w:b w:val="false"/>
-                <w:u w:val="none"/>
-                <w:strike w:val="false"/>
-                <w:sz w:val="22"/>
-                <w:szCs w:val="22"/>
-                <w:color w:val="000000"/>
-              </w:rPr>
-            </w:pPr>
-            <w:r>
-              <w:rPr>
-                <w:rFonts w:ascii="Arial" w:hAnsi="Arial" w:eastAsia="Arial" w:cs="Arial"/>
-                <w:i w:val="false"/>
-                <w:b w:val="false"/>
-                <w:u w:val="none"/>
-                <w:strike w:val="false"/>
-                <w:sz w:val="22"/>
-                <w:szCs w:val="22"/>
-                <w:color w:val="000000"/>
-              </w:rPr>
-              <w:t xml:space="preserve">1.06</w:t>
-            </w:r>
-          </w:p>
-        </w:tc>
-        <w:tc>
-          <w:tcPr>
-            <w:tcBorders>
-              <w:bottom w:val="none" w:sz="0" w:space="0" w:color="000000"/>
-              <w:top w:val="none" w:sz="0" w:space="0" w:color="000000"/>
-              <w:left w:val="none" w:sz="0" w:space="0" w:color="000000"/>
-              <w:right w:val="none" w:sz="0" w:space="0" w:color="000000"/>
-            </w:tcBorders>
-            <w:shd w:val="clear" w:color="auto" w:fill="FFFFFF"/>
-            <w:tcMar>
-              <w:top w:w="0" w:type="dxa"/>
-              <w:bottom w:w="0" w:type="dxa"/>
-              <w:left w:w="0" w:type="dxa"/>
-              <w:right w:w="0" w:type="dxa"/>
-            </w:tcMar>
-            <w:vAlign w:val="center"/>
-          </w:tcPr>
-          <w:p>
-            <w:pPr>
-              <w:jc w:val="right"/>
-              <w:pBdr>
-                <w:bottom w:val="none" w:sz="0" w:space="0" w:color="000000"/>
-                <w:top w:val="none" w:sz="0" w:space="0" w:color="000000"/>
-                <w:left w:val="none" w:sz="0" w:space="0" w:color="000000"/>
-                <w:right w:val="none" w:sz="0" w:space="0" w:color="000000"/>
-              </w:pBdr>
-              <w:spacing w:after="100" w:before="100" w:line="240"/>
-              <w:ind w:left="100" w:right="100" w:firstLine="0" w:firstLineChars="0"/>
-              <w:rPr>
-                <w:rFonts w:ascii="Arial" w:hAnsi="Arial" w:eastAsia="Arial" w:cs="Arial"/>
-                <w:i w:val="false"/>
-                <w:b w:val="false"/>
-                <w:u w:val="none"/>
-                <w:strike w:val="false"/>
-                <w:sz w:val="22"/>
-                <w:szCs w:val="22"/>
-                <w:color w:val="000000"/>
-              </w:rPr>
-            </w:pPr>
-            <w:r>
-              <w:rPr>
-                <w:rFonts w:ascii="Arial" w:hAnsi="Arial" w:eastAsia="Arial" w:cs="Arial"/>
-                <w:i w:val="false"/>
-                <w:b w:val="false"/>
-                <w:u w:val="none"/>
-                <w:strike w:val="false"/>
-                <w:sz w:val="22"/>
-                <w:szCs w:val="22"/>
-                <w:color w:val="000000"/>
-              </w:rPr>
-              <w:t xml:space="preserve">1.07</w:t>
-            </w:r>
-          </w:p>
-        </w:tc>
-        <w:tc>
-          <w:tcPr>
-            <w:tcBorders>
-              <w:bottom w:val="none" w:sz="0" w:space="0" w:color="000000"/>
-              <w:top w:val="none" w:sz="0" w:space="0" w:color="000000"/>
-              <w:left w:val="none" w:sz="0" w:space="0" w:color="000000"/>
-              <w:right w:val="none" w:sz="0" w:space="0" w:color="000000"/>
-            </w:tcBorders>
-            <w:shd w:val="clear" w:color="auto" w:fill="FFFFFF"/>
-            <w:tcMar>
-              <w:top w:w="0" w:type="dxa"/>
-              <w:bottom w:w="0" w:type="dxa"/>
-              <w:left w:w="0" w:type="dxa"/>
-              <w:right w:w="0" w:type="dxa"/>
-            </w:tcMar>
-            <w:vAlign w:val="center"/>
-          </w:tcPr>
-          <w:p>
-            <w:pPr>
-              <w:jc w:val="right"/>
-              <w:pBdr>
-                <w:bottom w:val="none" w:sz="0" w:space="0" w:color="000000"/>
-                <w:top w:val="none" w:sz="0" w:space="0" w:color="000000"/>
-                <w:left w:val="none" w:sz="0" w:space="0" w:color="000000"/>
-                <w:right w:val="none" w:sz="0" w:space="0" w:color="000000"/>
-              </w:pBdr>
-              <w:spacing w:after="100" w:before="100" w:line="240"/>
-              <w:ind w:left="100" w:right="100" w:firstLine="0" w:firstLineChars="0"/>
-              <w:rPr>
-                <w:rFonts w:ascii="Arial" w:hAnsi="Arial" w:eastAsia="Arial" w:cs="Arial"/>
-                <w:i w:val="false"/>
-                <w:b w:val="false"/>
-                <w:u w:val="none"/>
-                <w:strike w:val="false"/>
-                <w:sz w:val="22"/>
-                <w:szCs w:val="22"/>
-                <w:color w:val="000000"/>
-              </w:rPr>
-            </w:pPr>
-            <w:r>
-              <w:rPr>
-                <w:rFonts w:ascii="Arial" w:hAnsi="Arial" w:eastAsia="Arial" w:cs="Arial"/>
-                <w:i w:val="false"/>
-                <w:b w:val="false"/>
-                <w:u w:val="none"/>
-                <w:strike w:val="false"/>
-                <w:sz w:val="22"/>
-                <w:szCs w:val="22"/>
-                <w:color w:val="000000"/>
-              </w:rPr>
-              <w:t xml:space="preserve">1.04</w:t>
-            </w:r>
-          </w:p>
-        </w:tc>
-        <w:tc>
-          <w:tcPr>
-            <w:tcBorders>
-              <w:bottom w:val="none" w:sz="0" w:space="0" w:color="000000"/>
-              <w:top w:val="none" w:sz="0" w:space="0" w:color="000000"/>
-              <w:left w:val="none" w:sz="0" w:space="0" w:color="000000"/>
-              <w:right w:val="none" w:sz="0" w:space="0" w:color="000000"/>
-            </w:tcBorders>
-            <w:shd w:val="clear" w:color="auto" w:fill="FFFFFF"/>
-            <w:tcMar>
-              <w:top w:w="0" w:type="dxa"/>
-              <w:bottom w:w="0" w:type="dxa"/>
-              <w:left w:w="0" w:type="dxa"/>
-              <w:right w:w="0" w:type="dxa"/>
-            </w:tcMar>
-            <w:vAlign w:val="center"/>
-          </w:tcPr>
-          <w:p>
-            <w:pPr>
-              <w:jc w:val="right"/>
-              <w:pBdr>
-                <w:bottom w:val="none" w:sz="0" w:space="0" w:color="000000"/>
-                <w:top w:val="none" w:sz="0" w:space="0" w:color="000000"/>
-                <w:left w:val="none" w:sz="0" w:space="0" w:color="000000"/>
-                <w:right w:val="none" w:sz="0" w:space="0" w:color="000000"/>
-              </w:pBdr>
-              <w:spacing w:after="100" w:before="100" w:line="240"/>
-              <w:ind w:left="100" w:right="100" w:firstLine="0" w:firstLineChars="0"/>
-              <w:rPr>
-                <w:rFonts w:ascii="Arial" w:hAnsi="Arial" w:eastAsia="Arial" w:cs="Arial"/>
-                <w:i w:val="false"/>
-                <w:b w:val="false"/>
-                <w:u w:val="none"/>
-                <w:strike w:val="false"/>
-                <w:sz w:val="22"/>
-                <w:szCs w:val="22"/>
-                <w:color w:val="000000"/>
-              </w:rPr>
-            </w:pPr>
-            <w:r>
-              <w:rPr>
-                <w:rFonts w:ascii="Arial" w:hAnsi="Arial" w:eastAsia="Arial" w:cs="Arial"/>
-                <w:i w:val="false"/>
-                <w:b w:val="false"/>
-                <w:u w:val="none"/>
-                <w:strike w:val="false"/>
-                <w:sz w:val="22"/>
-                <w:szCs w:val="22"/>
-                <w:color w:val="000000"/>
-              </w:rPr>
-              <w:t xml:space="preserve">1.49</w:t>
-            </w:r>
-          </w:p>
-        </w:tc>
-        <w:tc>
-          <w:tcPr>
-            <w:tcBorders>
-              <w:bottom w:val="none" w:sz="0" w:space="0" w:color="000000"/>
-              <w:top w:val="none" w:sz="0" w:space="0" w:color="000000"/>
-              <w:left w:val="none" w:sz="0" w:space="0" w:color="000000"/>
-              <w:right w:val="none" w:sz="0" w:space="0" w:color="000000"/>
-            </w:tcBorders>
-            <w:shd w:val="clear" w:color="auto" w:fill="FFFFFF"/>
-            <w:tcMar>
-              <w:top w:w="0" w:type="dxa"/>
-              <w:bottom w:w="0" w:type="dxa"/>
-              <w:left w:w="0" w:type="dxa"/>
-              <w:right w:w="0" w:type="dxa"/>
-            </w:tcMar>
-            <w:vAlign w:val="center"/>
-          </w:tcPr>
-          <w:p>
-            <w:pPr>
-              <w:jc w:val="right"/>
-              <w:pBdr>
-                <w:bottom w:val="none" w:sz="0" w:space="0" w:color="000000"/>
-                <w:top w:val="none" w:sz="0" w:space="0" w:color="000000"/>
-                <w:left w:val="none" w:sz="0" w:space="0" w:color="000000"/>
-                <w:right w:val="none" w:sz="0" w:space="0" w:color="000000"/>
-              </w:pBdr>
-              <w:spacing w:after="100" w:before="100" w:line="240"/>
-              <w:ind w:left="100" w:right="100" w:firstLine="0" w:firstLineChars="0"/>
-              <w:rPr>
-                <w:rFonts w:ascii="Arial" w:hAnsi="Arial" w:eastAsia="Arial" w:cs="Arial"/>
-                <w:i w:val="false"/>
-                <w:b w:val="false"/>
-                <w:u w:val="none"/>
-                <w:strike w:val="false"/>
-                <w:sz w:val="22"/>
-                <w:szCs w:val="22"/>
-                <w:color w:val="000000"/>
-              </w:rPr>
-            </w:pPr>
-            <w:r>
-              <w:rPr>
-                <w:rFonts w:ascii="Arial" w:hAnsi="Arial" w:eastAsia="Arial" w:cs="Arial"/>
-                <w:i w:val="false"/>
-                <w:b w:val="false"/>
-                <w:u w:val="none"/>
-                <w:strike w:val="false"/>
-                <w:sz w:val="22"/>
-                <w:szCs w:val="22"/>
-                <w:color w:val="000000"/>
-              </w:rPr>
-              <w:t xml:space="preserve">1.32</w:t>
+              <w:t xml:space="preserve">1.20</w:t>
+            </w:r>
+          </w:p>
+        </w:tc>
+        <w:tc>
+          <w:tcPr>
+            <w:tcBorders>
+              <w:bottom w:val="none" w:sz="0" w:space="0" w:color="000000"/>
+              <w:top w:val="none" w:sz="0" w:space="0" w:color="000000"/>
+              <w:left w:val="none" w:sz="0" w:space="0" w:color="000000"/>
+              <w:right w:val="none" w:sz="0" w:space="0" w:color="000000"/>
+            </w:tcBorders>
+            <w:shd w:val="clear" w:color="auto" w:fill="FFFFFF"/>
+            <w:tcMar>
+              <w:top w:w="0" w:type="dxa"/>
+              <w:bottom w:w="0" w:type="dxa"/>
+              <w:left w:w="0" w:type="dxa"/>
+              <w:right w:w="0" w:type="dxa"/>
+            </w:tcMar>
+            <w:vAlign w:val="center"/>
+          </w:tcPr>
+          <w:p>
+            <w:pPr>
+              <w:jc w:val="right"/>
+              <w:pBdr>
+                <w:bottom w:val="none" w:sz="0" w:space="0" w:color="000000"/>
+                <w:top w:val="none" w:sz="0" w:space="0" w:color="000000"/>
+                <w:left w:val="none" w:sz="0" w:space="0" w:color="000000"/>
+                <w:right w:val="none" w:sz="0" w:space="0" w:color="000000"/>
+              </w:pBdr>
+              <w:spacing w:after="100" w:before="100" w:line="240"/>
+              <w:ind w:left="100" w:right="100" w:firstLine="0" w:firstLineChars="0"/>
+              <w:rPr>
+                <w:rFonts w:ascii="Arial" w:hAnsi="Arial" w:eastAsia="Arial" w:cs="Arial"/>
+                <w:i w:val="false"/>
+                <w:b w:val="false"/>
+                <w:u w:val="none"/>
+                <w:strike w:val="false"/>
+                <w:sz w:val="22"/>
+                <w:szCs w:val="22"/>
+                <w:color w:val="000000"/>
+              </w:rPr>
+            </w:pPr>
+            <w:r>
+              <w:rPr>
+                <w:rFonts w:ascii="Arial" w:hAnsi="Arial" w:eastAsia="Arial" w:cs="Arial"/>
+                <w:i w:val="false"/>
+                <w:b w:val="false"/>
+                <w:u w:val="none"/>
+                <w:strike w:val="false"/>
+                <w:sz w:val="22"/>
+                <w:szCs w:val="22"/>
+                <w:color w:val="000000"/>
+              </w:rPr>
+              <w:t xml:space="preserve">1.12</w:t>
+            </w:r>
+          </w:p>
+        </w:tc>
+        <w:tc>
+          <w:tcPr>
+            <w:tcBorders>
+              <w:bottom w:val="none" w:sz="0" w:space="0" w:color="000000"/>
+              <w:top w:val="none" w:sz="0" w:space="0" w:color="000000"/>
+              <w:left w:val="none" w:sz="0" w:space="0" w:color="000000"/>
+              <w:right w:val="none" w:sz="0" w:space="0" w:color="000000"/>
+            </w:tcBorders>
+            <w:shd w:val="clear" w:color="auto" w:fill="FFFFFF"/>
+            <w:tcMar>
+              <w:top w:w="0" w:type="dxa"/>
+              <w:bottom w:w="0" w:type="dxa"/>
+              <w:left w:w="0" w:type="dxa"/>
+              <w:right w:w="0" w:type="dxa"/>
+            </w:tcMar>
+            <w:vAlign w:val="center"/>
+          </w:tcPr>
+          <w:p>
+            <w:pPr>
+              <w:jc w:val="right"/>
+              <w:pBdr>
+                <w:bottom w:val="none" w:sz="0" w:space="0" w:color="000000"/>
+                <w:top w:val="none" w:sz="0" w:space="0" w:color="000000"/>
+                <w:left w:val="none" w:sz="0" w:space="0" w:color="000000"/>
+                <w:right w:val="none" w:sz="0" w:space="0" w:color="000000"/>
+              </w:pBdr>
+              <w:spacing w:after="100" w:before="100" w:line="240"/>
+              <w:ind w:left="100" w:right="100" w:firstLine="0" w:firstLineChars="0"/>
+              <w:rPr>
+                <w:rFonts w:ascii="Arial" w:hAnsi="Arial" w:eastAsia="Arial" w:cs="Arial"/>
+                <w:i w:val="false"/>
+                <w:b w:val="false"/>
+                <w:u w:val="none"/>
+                <w:strike w:val="false"/>
+                <w:sz w:val="22"/>
+                <w:szCs w:val="22"/>
+                <w:color w:val="000000"/>
+              </w:rPr>
+            </w:pPr>
+            <w:r>
+              <w:rPr>
+                <w:rFonts w:ascii="Arial" w:hAnsi="Arial" w:eastAsia="Arial" w:cs="Arial"/>
+                <w:i w:val="false"/>
+                <w:b w:val="false"/>
+                <w:u w:val="none"/>
+                <w:strike w:val="false"/>
+                <w:sz w:val="22"/>
+                <w:szCs w:val="22"/>
+                <w:color w:val="000000"/>
+              </w:rPr>
+              <w:t xml:space="preserve">1.19</w:t>
+            </w:r>
+          </w:p>
+        </w:tc>
+        <w:tc>
+          <w:tcPr>
+            <w:tcBorders>
+              <w:bottom w:val="none" w:sz="0" w:space="0" w:color="000000"/>
+              <w:top w:val="none" w:sz="0" w:space="0" w:color="000000"/>
+              <w:left w:val="none" w:sz="0" w:space="0" w:color="000000"/>
+              <w:right w:val="none" w:sz="0" w:space="0" w:color="000000"/>
+            </w:tcBorders>
+            <w:shd w:val="clear" w:color="auto" w:fill="FFFFFF"/>
+            <w:tcMar>
+              <w:top w:w="0" w:type="dxa"/>
+              <w:bottom w:w="0" w:type="dxa"/>
+              <w:left w:w="0" w:type="dxa"/>
+              <w:right w:w="0" w:type="dxa"/>
+            </w:tcMar>
+            <w:vAlign w:val="center"/>
+          </w:tcPr>
+          <w:p>
+            <w:pPr>
+              <w:jc w:val="right"/>
+              <w:pBdr>
+                <w:bottom w:val="none" w:sz="0" w:space="0" w:color="000000"/>
+                <w:top w:val="none" w:sz="0" w:space="0" w:color="000000"/>
+                <w:left w:val="none" w:sz="0" w:space="0" w:color="000000"/>
+                <w:right w:val="none" w:sz="0" w:space="0" w:color="000000"/>
+              </w:pBdr>
+              <w:spacing w:after="100" w:before="100" w:line="240"/>
+              <w:ind w:left="100" w:right="100" w:firstLine="0" w:firstLineChars="0"/>
+              <w:rPr>
+                <w:rFonts w:ascii="Arial" w:hAnsi="Arial" w:eastAsia="Arial" w:cs="Arial"/>
+                <w:i w:val="false"/>
+                <w:b w:val="false"/>
+                <w:u w:val="none"/>
+                <w:strike w:val="false"/>
+                <w:sz w:val="22"/>
+                <w:szCs w:val="22"/>
+                <w:color w:val="000000"/>
+              </w:rPr>
+            </w:pPr>
+            <w:r>
+              <w:rPr>
+                <w:rFonts w:ascii="Arial" w:hAnsi="Arial" w:eastAsia="Arial" w:cs="Arial"/>
+                <w:i w:val="false"/>
+                <w:b w:val="false"/>
+                <w:u w:val="none"/>
+                <w:strike w:val="false"/>
+                <w:sz w:val="22"/>
+                <w:szCs w:val="22"/>
+                <w:color w:val="000000"/>
+              </w:rPr>
+              <w:t xml:space="preserve">1.12</w:t>
+            </w:r>
+          </w:p>
+        </w:tc>
+        <w:tc>
+          <w:tcPr>
+            <w:tcBorders>
+              <w:bottom w:val="none" w:sz="0" w:space="0" w:color="000000"/>
+              <w:top w:val="none" w:sz="0" w:space="0" w:color="000000"/>
+              <w:left w:val="none" w:sz="0" w:space="0" w:color="000000"/>
+              <w:right w:val="none" w:sz="0" w:space="0" w:color="000000"/>
+            </w:tcBorders>
+            <w:shd w:val="clear" w:color="auto" w:fill="FFFFFF"/>
+            <w:tcMar>
+              <w:top w:w="0" w:type="dxa"/>
+              <w:bottom w:w="0" w:type="dxa"/>
+              <w:left w:w="0" w:type="dxa"/>
+              <w:right w:w="0" w:type="dxa"/>
+            </w:tcMar>
+            <w:vAlign w:val="center"/>
+          </w:tcPr>
+          <w:p>
+            <w:pPr>
+              <w:jc w:val="right"/>
+              <w:pBdr>
+                <w:bottom w:val="none" w:sz="0" w:space="0" w:color="000000"/>
+                <w:top w:val="none" w:sz="0" w:space="0" w:color="000000"/>
+                <w:left w:val="none" w:sz="0" w:space="0" w:color="000000"/>
+                <w:right w:val="none" w:sz="0" w:space="0" w:color="000000"/>
+              </w:pBdr>
+              <w:spacing w:after="100" w:before="100" w:line="240"/>
+              <w:ind w:left="100" w:right="100" w:firstLine="0" w:firstLineChars="0"/>
+              <w:rPr>
+                <w:rFonts w:ascii="Arial" w:hAnsi="Arial" w:eastAsia="Arial" w:cs="Arial"/>
+                <w:i w:val="false"/>
+                <w:b w:val="false"/>
+                <w:u w:val="none"/>
+                <w:strike w:val="false"/>
+                <w:sz w:val="22"/>
+                <w:szCs w:val="22"/>
+                <w:color w:val="000000"/>
+              </w:rPr>
+            </w:pPr>
+            <w:r>
+              <w:rPr>
+                <w:rFonts w:ascii="Arial" w:hAnsi="Arial" w:eastAsia="Arial" w:cs="Arial"/>
+                <w:i w:val="false"/>
+                <w:b w:val="false"/>
+                <w:u w:val="none"/>
+                <w:strike w:val="false"/>
+                <w:sz w:val="22"/>
+                <w:szCs w:val="22"/>
+                <w:color w:val="000000"/>
+              </w:rPr>
+              <w:t xml:space="preserve">1.18</w:t>
+            </w:r>
+          </w:p>
+        </w:tc>
+        <w:tc>
+          <w:tcPr>
+            <w:tcBorders>
+              <w:bottom w:val="none" w:sz="0" w:space="0" w:color="000000"/>
+              <w:top w:val="none" w:sz="0" w:space="0" w:color="000000"/>
+              <w:left w:val="none" w:sz="0" w:space="0" w:color="000000"/>
+              <w:right w:val="none" w:sz="0" w:space="0" w:color="000000"/>
+            </w:tcBorders>
+            <w:shd w:val="clear" w:color="auto" w:fill="FFFFFF"/>
+            <w:tcMar>
+              <w:top w:w="0" w:type="dxa"/>
+              <w:bottom w:w="0" w:type="dxa"/>
+              <w:left w:w="0" w:type="dxa"/>
+              <w:right w:w="0" w:type="dxa"/>
+            </w:tcMar>
+            <w:vAlign w:val="center"/>
+          </w:tcPr>
+          <w:p>
+            <w:pPr>
+              <w:jc w:val="right"/>
+              <w:pBdr>
+                <w:bottom w:val="none" w:sz="0" w:space="0" w:color="000000"/>
+                <w:top w:val="none" w:sz="0" w:space="0" w:color="000000"/>
+                <w:left w:val="none" w:sz="0" w:space="0" w:color="000000"/>
+                <w:right w:val="none" w:sz="0" w:space="0" w:color="000000"/>
+              </w:pBdr>
+              <w:spacing w:after="100" w:before="100" w:line="240"/>
+              <w:ind w:left="100" w:right="100" w:firstLine="0" w:firstLineChars="0"/>
+              <w:rPr>
+                <w:rFonts w:ascii="Arial" w:hAnsi="Arial" w:eastAsia="Arial" w:cs="Arial"/>
+                <w:i w:val="false"/>
+                <w:b w:val="false"/>
+                <w:u w:val="none"/>
+                <w:strike w:val="false"/>
+                <w:sz w:val="22"/>
+                <w:szCs w:val="22"/>
+                <w:color w:val="000000"/>
+              </w:rPr>
+            </w:pPr>
+            <w:r>
+              <w:rPr>
+                <w:rFonts w:ascii="Arial" w:hAnsi="Arial" w:eastAsia="Arial" w:cs="Arial"/>
+                <w:i w:val="false"/>
+                <w:b w:val="false"/>
+                <w:u w:val="none"/>
+                <w:strike w:val="false"/>
+                <w:sz w:val="22"/>
+                <w:szCs w:val="22"/>
+                <w:color w:val="000000"/>
+              </w:rPr>
+              <w:t xml:space="preserve">1.13</w:t>
             </w:r>
           </w:p>
         </w:tc>
@@ -1279,6 +1279,114 @@
                 <w:szCs w:val="22"/>
                 <w:color w:val="000000"/>
               </w:rPr>
+              <w:t xml:space="preserve">1.07</w:t>
+            </w:r>
+          </w:p>
+        </w:tc>
+        <w:tc>
+          <w:tcPr>
+            <w:tcBorders>
+              <w:bottom w:val="none" w:sz="0" w:space="0" w:color="000000"/>
+              <w:top w:val="none" w:sz="0" w:space="0" w:color="000000"/>
+              <w:left w:val="none" w:sz="0" w:space="0" w:color="000000"/>
+              <w:right w:val="none" w:sz="0" w:space="0" w:color="000000"/>
+            </w:tcBorders>
+            <w:shd w:val="clear" w:color="auto" w:fill="FFFFFF"/>
+            <w:tcMar>
+              <w:top w:w="0" w:type="dxa"/>
+              <w:bottom w:w="0" w:type="dxa"/>
+              <w:left w:w="0" w:type="dxa"/>
+              <w:right w:w="0" w:type="dxa"/>
+            </w:tcMar>
+            <w:vAlign w:val="center"/>
+          </w:tcPr>
+          <w:p>
+            <w:pPr>
+              <w:jc w:val="right"/>
+              <w:pBdr>
+                <w:bottom w:val="none" w:sz="0" w:space="0" w:color="000000"/>
+                <w:top w:val="none" w:sz="0" w:space="0" w:color="000000"/>
+                <w:left w:val="none" w:sz="0" w:space="0" w:color="000000"/>
+                <w:right w:val="none" w:sz="0" w:space="0" w:color="000000"/>
+              </w:pBdr>
+              <w:spacing w:after="100" w:before="100" w:line="240"/>
+              <w:ind w:left="100" w:right="100" w:firstLine="0" w:firstLineChars="0"/>
+              <w:rPr>
+                <w:rFonts w:ascii="Arial" w:hAnsi="Arial" w:eastAsia="Arial" w:cs="Arial"/>
+                <w:i w:val="false"/>
+                <w:b w:val="false"/>
+                <w:u w:val="none"/>
+                <w:strike w:val="false"/>
+                <w:sz w:val="22"/>
+                <w:szCs w:val="22"/>
+                <w:color w:val="000000"/>
+              </w:rPr>
+            </w:pPr>
+            <w:r>
+              <w:rPr>
+                <w:rFonts w:ascii="Arial" w:hAnsi="Arial" w:eastAsia="Arial" w:cs="Arial"/>
+                <w:i w:val="false"/>
+                <w:b w:val="false"/>
+                <w:u w:val="none"/>
+                <w:strike w:val="false"/>
+                <w:sz w:val="22"/>
+                <w:szCs w:val="22"/>
+                <w:color w:val="000000"/>
+              </w:rPr>
+              <w:t xml:space="preserve">1.11</w:t>
+            </w:r>
+          </w:p>
+        </w:tc>
+        <w:tc>
+          <w:tcPr>
+            <w:tcBorders>
+              <w:bottom w:val="none" w:sz="0" w:space="0" w:color="000000"/>
+              <w:top w:val="none" w:sz="0" w:space="0" w:color="000000"/>
+              <w:left w:val="none" w:sz="0" w:space="0" w:color="000000"/>
+              <w:right w:val="none" w:sz="0" w:space="0" w:color="000000"/>
+            </w:tcBorders>
+            <w:shd w:val="clear" w:color="auto" w:fill="FFFFFF"/>
+            <w:tcMar>
+              <w:top w:w="0" w:type="dxa"/>
+              <w:bottom w:w="0" w:type="dxa"/>
+              <w:left w:w="0" w:type="dxa"/>
+              <w:right w:w="0" w:type="dxa"/>
+            </w:tcMar>
+            <w:vAlign w:val="center"/>
+          </w:tcPr>
+          <w:p>
+            <w:pPr>
+              <w:jc w:val="right"/>
+              <w:pBdr>
+                <w:bottom w:val="none" w:sz="0" w:space="0" w:color="000000"/>
+                <w:top w:val="none" w:sz="0" w:space="0" w:color="000000"/>
+                <w:left w:val="none" w:sz="0" w:space="0" w:color="000000"/>
+                <w:right w:val="none" w:sz="0" w:space="0" w:color="000000"/>
+              </w:pBdr>
+              <w:spacing w:after="100" w:before="100" w:line="240"/>
+              <w:ind w:left="100" w:right="100" w:firstLine="0" w:firstLineChars="0"/>
+              <w:rPr>
+                <w:rFonts w:ascii="Arial" w:hAnsi="Arial" w:eastAsia="Arial" w:cs="Arial"/>
+                <w:i w:val="false"/>
+                <w:b w:val="false"/>
+                <w:u w:val="none"/>
+                <w:strike w:val="false"/>
+                <w:sz w:val="22"/>
+                <w:szCs w:val="22"/>
+                <w:color w:val="000000"/>
+              </w:rPr>
+            </w:pPr>
+            <w:r>
+              <w:rPr>
+                <w:rFonts w:ascii="Arial" w:hAnsi="Arial" w:eastAsia="Arial" w:cs="Arial"/>
+                <w:i w:val="false"/>
+                <w:b w:val="false"/>
+                <w:u w:val="none"/>
+                <w:strike w:val="false"/>
+                <w:sz w:val="22"/>
+                <w:szCs w:val="22"/>
+                <w:color w:val="000000"/>
+              </w:rPr>
               <w:t xml:space="preserve">1.09</w:t>
             </w:r>
           </w:p>
@@ -1333,6 +1441,60 @@
                 <w:szCs w:val="22"/>
                 <w:color w:val="000000"/>
               </w:rPr>
+              <w:t xml:space="preserve">1.12</w:t>
+            </w:r>
+          </w:p>
+        </w:tc>
+        <w:tc>
+          <w:tcPr>
+            <w:tcBorders>
+              <w:bottom w:val="none" w:sz="0" w:space="0" w:color="000000"/>
+              <w:top w:val="none" w:sz="0" w:space="0" w:color="000000"/>
+              <w:left w:val="none" w:sz="0" w:space="0" w:color="000000"/>
+              <w:right w:val="none" w:sz="0" w:space="0" w:color="000000"/>
+            </w:tcBorders>
+            <w:shd w:val="clear" w:color="auto" w:fill="FFFFFF"/>
+            <w:tcMar>
+              <w:top w:w="0" w:type="dxa"/>
+              <w:bottom w:w="0" w:type="dxa"/>
+              <w:left w:w="0" w:type="dxa"/>
+              <w:right w:w="0" w:type="dxa"/>
+            </w:tcMar>
+            <w:vAlign w:val="center"/>
+          </w:tcPr>
+          <w:p>
+            <w:pPr>
+              <w:jc w:val="right"/>
+              <w:pBdr>
+                <w:bottom w:val="none" w:sz="0" w:space="0" w:color="000000"/>
+                <w:top w:val="none" w:sz="0" w:space="0" w:color="000000"/>
+                <w:left w:val="none" w:sz="0" w:space="0" w:color="000000"/>
+                <w:right w:val="none" w:sz="0" w:space="0" w:color="000000"/>
+              </w:pBdr>
+              <w:spacing w:after="100" w:before="100" w:line="240"/>
+              <w:ind w:left="100" w:right="100" w:firstLine="0" w:firstLineChars="0"/>
+              <w:rPr>
+                <w:rFonts w:ascii="Arial" w:hAnsi="Arial" w:eastAsia="Arial" w:cs="Arial"/>
+                <w:i w:val="false"/>
+                <w:b w:val="false"/>
+                <w:u w:val="none"/>
+                <w:strike w:val="false"/>
+                <w:sz w:val="22"/>
+                <w:szCs w:val="22"/>
+                <w:color w:val="000000"/>
+              </w:rPr>
+            </w:pPr>
+            <w:r>
+              <w:rPr>
+                <w:rFonts w:ascii="Arial" w:hAnsi="Arial" w:eastAsia="Arial" w:cs="Arial"/>
+                <w:i w:val="false"/>
+                <w:b w:val="false"/>
+                <w:u w:val="none"/>
+                <w:strike w:val="false"/>
+                <w:sz w:val="22"/>
+                <w:szCs w:val="22"/>
+                <w:color w:val="000000"/>
+              </w:rPr>
               <w:t xml:space="preserve">1.05</w:t>
             </w:r>
           </w:p>
@@ -1387,169 +1549,7 @@
                 <w:szCs w:val="22"/>
                 <w:color w:val="000000"/>
               </w:rPr>
-              <w:t xml:space="preserve">1.08</w:t>
-            </w:r>
-          </w:p>
-        </w:tc>
-        <w:tc>
-          <w:tcPr>
-            <w:tcBorders>
-              <w:bottom w:val="none" w:sz="0" w:space="0" w:color="000000"/>
-              <w:top w:val="none" w:sz="0" w:space="0" w:color="000000"/>
-              <w:left w:val="none" w:sz="0" w:space="0" w:color="000000"/>
-              <w:right w:val="none" w:sz="0" w:space="0" w:color="000000"/>
-            </w:tcBorders>
-            <w:shd w:val="clear" w:color="auto" w:fill="FFFFFF"/>
-            <w:tcMar>
-              <w:top w:w="0" w:type="dxa"/>
-              <w:bottom w:w="0" w:type="dxa"/>
-              <w:left w:w="0" w:type="dxa"/>
-              <w:right w:w="0" w:type="dxa"/>
-            </w:tcMar>
-            <w:vAlign w:val="center"/>
-          </w:tcPr>
-          <w:p>
-            <w:pPr>
-              <w:jc w:val="right"/>
-              <w:pBdr>
-                <w:bottom w:val="none" w:sz="0" w:space="0" w:color="000000"/>
-                <w:top w:val="none" w:sz="0" w:space="0" w:color="000000"/>
-                <w:left w:val="none" w:sz="0" w:space="0" w:color="000000"/>
-                <w:right w:val="none" w:sz="0" w:space="0" w:color="000000"/>
-              </w:pBdr>
-              <w:spacing w:after="100" w:before="100" w:line="240"/>
-              <w:ind w:left="100" w:right="100" w:firstLine="0" w:firstLineChars="0"/>
-              <w:rPr>
-                <w:rFonts w:ascii="Arial" w:hAnsi="Arial" w:eastAsia="Arial" w:cs="Arial"/>
-                <w:i w:val="false"/>
-                <w:b w:val="false"/>
-                <w:u w:val="none"/>
-                <w:strike w:val="false"/>
-                <w:sz w:val="22"/>
-                <w:szCs w:val="22"/>
-                <w:color w:val="000000"/>
-              </w:rPr>
-            </w:pPr>
-            <w:r>
-              <w:rPr>
-                <w:rFonts w:ascii="Arial" w:hAnsi="Arial" w:eastAsia="Arial" w:cs="Arial"/>
-                <w:i w:val="false"/>
-                <w:b w:val="false"/>
-                <w:u w:val="none"/>
-                <w:strike w:val="false"/>
-                <w:sz w:val="22"/>
-                <w:szCs w:val="22"/>
-                <w:color w:val="000000"/>
-              </w:rPr>
-              <w:t xml:space="preserve">1.03</w:t>
-            </w:r>
-          </w:p>
-        </w:tc>
-        <w:tc>
-          <w:tcPr>
-            <w:tcBorders>
-              <w:bottom w:val="none" w:sz="0" w:space="0" w:color="000000"/>
-              <w:top w:val="none" w:sz="0" w:space="0" w:color="000000"/>
-              <w:left w:val="none" w:sz="0" w:space="0" w:color="000000"/>
-              <w:right w:val="none" w:sz="0" w:space="0" w:color="000000"/>
-            </w:tcBorders>
-            <w:shd w:val="clear" w:color="auto" w:fill="FFFFFF"/>
-            <w:tcMar>
-              <w:top w:w="0" w:type="dxa"/>
-              <w:bottom w:w="0" w:type="dxa"/>
-              <w:left w:w="0" w:type="dxa"/>
-              <w:right w:w="0" w:type="dxa"/>
-            </w:tcMar>
-            <w:vAlign w:val="center"/>
-          </w:tcPr>
-          <w:p>
-            <w:pPr>
-              <w:jc w:val="right"/>
-              <w:pBdr>
-                <w:bottom w:val="none" w:sz="0" w:space="0" w:color="000000"/>
-                <w:top w:val="none" w:sz="0" w:space="0" w:color="000000"/>
-                <w:left w:val="none" w:sz="0" w:space="0" w:color="000000"/>
-                <w:right w:val="none" w:sz="0" w:space="0" w:color="000000"/>
-              </w:pBdr>
-              <w:spacing w:after="100" w:before="100" w:line="240"/>
-              <w:ind w:left="100" w:right="100" w:firstLine="0" w:firstLineChars="0"/>
-              <w:rPr>
-                <w:rFonts w:ascii="Arial" w:hAnsi="Arial" w:eastAsia="Arial" w:cs="Arial"/>
-                <w:i w:val="false"/>
-                <w:b w:val="false"/>
-                <w:u w:val="none"/>
-                <w:strike w:val="false"/>
-                <w:sz w:val="22"/>
-                <w:szCs w:val="22"/>
-                <w:color w:val="000000"/>
-              </w:rPr>
-            </w:pPr>
-            <w:r>
-              <w:rPr>
-                <w:rFonts w:ascii="Arial" w:hAnsi="Arial" w:eastAsia="Arial" w:cs="Arial"/>
-                <w:i w:val="false"/>
-                <w:b w:val="false"/>
-                <w:u w:val="none"/>
-                <w:strike w:val="false"/>
-                <w:sz w:val="22"/>
-                <w:szCs w:val="22"/>
-                <w:color w:val="000000"/>
-              </w:rPr>
-              <w:t xml:space="preserve">1.16</w:t>
-            </w:r>
-          </w:p>
-        </w:tc>
-        <w:tc>
-          <w:tcPr>
-            <w:tcBorders>
-              <w:bottom w:val="none" w:sz="0" w:space="0" w:color="000000"/>
-              <w:top w:val="none" w:sz="0" w:space="0" w:color="000000"/>
-              <w:left w:val="none" w:sz="0" w:space="0" w:color="000000"/>
-              <w:right w:val="none" w:sz="0" w:space="0" w:color="000000"/>
-            </w:tcBorders>
-            <w:shd w:val="clear" w:color="auto" w:fill="FFFFFF"/>
-            <w:tcMar>
-              <w:top w:w="0" w:type="dxa"/>
-              <w:bottom w:w="0" w:type="dxa"/>
-              <w:left w:w="0" w:type="dxa"/>
-              <w:right w:w="0" w:type="dxa"/>
-            </w:tcMar>
-            <w:vAlign w:val="center"/>
-          </w:tcPr>
-          <w:p>
-            <w:pPr>
-              <w:jc w:val="right"/>
-              <w:pBdr>
-                <w:bottom w:val="none" w:sz="0" w:space="0" w:color="000000"/>
-                <w:top w:val="none" w:sz="0" w:space="0" w:color="000000"/>
-                <w:left w:val="none" w:sz="0" w:space="0" w:color="000000"/>
-                <w:right w:val="none" w:sz="0" w:space="0" w:color="000000"/>
-              </w:pBdr>
-              <w:spacing w:after="100" w:before="100" w:line="240"/>
-              <w:ind w:left="100" w:right="100" w:firstLine="0" w:firstLineChars="0"/>
-              <w:rPr>
-                <w:rFonts w:ascii="Arial" w:hAnsi="Arial" w:eastAsia="Arial" w:cs="Arial"/>
-                <w:i w:val="false"/>
-                <w:b w:val="false"/>
-                <w:u w:val="none"/>
-                <w:strike w:val="false"/>
-                <w:sz w:val="22"/>
-                <w:szCs w:val="22"/>
-                <w:color w:val="000000"/>
-              </w:rPr>
-            </w:pPr>
-            <w:r>
-              <w:rPr>
-                <w:rFonts w:ascii="Arial" w:hAnsi="Arial" w:eastAsia="Arial" w:cs="Arial"/>
-                <w:i w:val="false"/>
-                <w:b w:val="false"/>
-                <w:u w:val="none"/>
-                <w:strike w:val="false"/>
-                <w:sz w:val="22"/>
-                <w:szCs w:val="22"/>
-                <w:color w:val="000000"/>
-              </w:rPr>
-              <w:t xml:space="preserve">1.04</w:t>
+              <w:t xml:space="preserve">1.07</w:t>
             </w:r>
           </w:p>
         </w:tc>
@@ -1663,6 +1663,60 @@
                 <w:szCs w:val="22"/>
                 <w:color w:val="000000"/>
               </w:rPr>
+              <w:t xml:space="preserve">1.02</w:t>
+            </w:r>
+          </w:p>
+        </w:tc>
+        <w:tc>
+          <w:tcPr>
+            <w:tcBorders>
+              <w:bottom w:val="none" w:sz="0" w:space="0" w:color="000000"/>
+              <w:top w:val="none" w:sz="0" w:space="0" w:color="000000"/>
+              <w:left w:val="none" w:sz="0" w:space="0" w:color="000000"/>
+              <w:right w:val="none" w:sz="0" w:space="0" w:color="000000"/>
+            </w:tcBorders>
+            <w:shd w:val="clear" w:color="auto" w:fill="FFFFFF"/>
+            <w:tcMar>
+              <w:top w:w="0" w:type="dxa"/>
+              <w:bottom w:w="0" w:type="dxa"/>
+              <w:left w:w="0" w:type="dxa"/>
+              <w:right w:w="0" w:type="dxa"/>
+            </w:tcMar>
+            <w:vAlign w:val="center"/>
+          </w:tcPr>
+          <w:p>
+            <w:pPr>
+              <w:jc w:val="right"/>
+              <w:pBdr>
+                <w:bottom w:val="none" w:sz="0" w:space="0" w:color="000000"/>
+                <w:top w:val="none" w:sz="0" w:space="0" w:color="000000"/>
+                <w:left w:val="none" w:sz="0" w:space="0" w:color="000000"/>
+                <w:right w:val="none" w:sz="0" w:space="0" w:color="000000"/>
+              </w:pBdr>
+              <w:spacing w:after="100" w:before="100" w:line="240"/>
+              <w:ind w:left="100" w:right="100" w:firstLine="0" w:firstLineChars="0"/>
+              <w:rPr>
+                <w:rFonts w:ascii="Arial" w:hAnsi="Arial" w:eastAsia="Arial" w:cs="Arial"/>
+                <w:i w:val="false"/>
+                <w:b w:val="false"/>
+                <w:u w:val="none"/>
+                <w:strike w:val="false"/>
+                <w:sz w:val="22"/>
+                <w:szCs w:val="22"/>
+                <w:color w:val="000000"/>
+              </w:rPr>
+            </w:pPr>
+            <w:r>
+              <w:rPr>
+                <w:rFonts w:ascii="Arial" w:hAnsi="Arial" w:eastAsia="Arial" w:cs="Arial"/>
+                <w:i w:val="false"/>
+                <w:b w:val="false"/>
+                <w:u w:val="none"/>
+                <w:strike w:val="false"/>
+                <w:sz w:val="22"/>
+                <w:szCs w:val="22"/>
+                <w:color w:val="000000"/>
+              </w:rPr>
               <w:t xml:space="preserve">1.01</w:t>
             </w:r>
           </w:p>
@@ -1717,115 +1771,7 @@
                 <w:szCs w:val="22"/>
                 <w:color w:val="000000"/>
               </w:rPr>
-              <w:t xml:space="preserve">1.01</w:t>
-            </w:r>
-          </w:p>
-        </w:tc>
-        <w:tc>
-          <w:tcPr>
-            <w:tcBorders>
-              <w:bottom w:val="none" w:sz="0" w:space="0" w:color="000000"/>
-              <w:top w:val="none" w:sz="0" w:space="0" w:color="000000"/>
-              <w:left w:val="none" w:sz="0" w:space="0" w:color="000000"/>
-              <w:right w:val="none" w:sz="0" w:space="0" w:color="000000"/>
-            </w:tcBorders>
-            <w:shd w:val="clear" w:color="auto" w:fill="FFFFFF"/>
-            <w:tcMar>
-              <w:top w:w="0" w:type="dxa"/>
-              <w:bottom w:w="0" w:type="dxa"/>
-              <w:left w:w="0" w:type="dxa"/>
-              <w:right w:w="0" w:type="dxa"/>
-            </w:tcMar>
-            <w:vAlign w:val="center"/>
-          </w:tcPr>
-          <w:p>
-            <w:pPr>
-              <w:jc w:val="right"/>
-              <w:pBdr>
-                <w:bottom w:val="none" w:sz="0" w:space="0" w:color="000000"/>
-                <w:top w:val="none" w:sz="0" w:space="0" w:color="000000"/>
-                <w:left w:val="none" w:sz="0" w:space="0" w:color="000000"/>
-                <w:right w:val="none" w:sz="0" w:space="0" w:color="000000"/>
-              </w:pBdr>
-              <w:spacing w:after="100" w:before="100" w:line="240"/>
-              <w:ind w:left="100" w:right="100" w:firstLine="0" w:firstLineChars="0"/>
-              <w:rPr>
-                <w:rFonts w:ascii="Arial" w:hAnsi="Arial" w:eastAsia="Arial" w:cs="Arial"/>
-                <w:i w:val="false"/>
-                <w:b w:val="false"/>
-                <w:u w:val="none"/>
-                <w:strike w:val="false"/>
-                <w:sz w:val="22"/>
-                <w:szCs w:val="22"/>
-                <w:color w:val="000000"/>
-              </w:rPr>
-            </w:pPr>
-            <w:r>
-              <w:rPr>
-                <w:rFonts w:ascii="Arial" w:hAnsi="Arial" w:eastAsia="Arial" w:cs="Arial"/>
-                <w:i w:val="false"/>
-                <w:b w:val="false"/>
-                <w:u w:val="none"/>
-                <w:strike w:val="false"/>
-                <w:sz w:val="22"/>
-                <w:szCs w:val="22"/>
-                <w:color w:val="000000"/>
-              </w:rPr>
-              <w:t xml:space="preserve">1.01</w:t>
-            </w:r>
-          </w:p>
-        </w:tc>
-        <w:tc>
-          <w:tcPr>
-            <w:tcBorders>
-              <w:bottom w:val="none" w:sz="0" w:space="0" w:color="000000"/>
-              <w:top w:val="none" w:sz="0" w:space="0" w:color="000000"/>
-              <w:left w:val="none" w:sz="0" w:space="0" w:color="000000"/>
-              <w:right w:val="none" w:sz="0" w:space="0" w:color="000000"/>
-            </w:tcBorders>
-            <w:shd w:val="clear" w:color="auto" w:fill="FFFFFF"/>
-            <w:tcMar>
-              <w:top w:w="0" w:type="dxa"/>
-              <w:bottom w:w="0" w:type="dxa"/>
-              <w:left w:w="0" w:type="dxa"/>
-              <w:right w:w="0" w:type="dxa"/>
-            </w:tcMar>
-            <w:vAlign w:val="center"/>
-          </w:tcPr>
-          <w:p>
-            <w:pPr>
-              <w:jc w:val="right"/>
-              <w:pBdr>
-                <w:bottom w:val="none" w:sz="0" w:space="0" w:color="000000"/>
-                <w:top w:val="none" w:sz="0" w:space="0" w:color="000000"/>
-                <w:left w:val="none" w:sz="0" w:space="0" w:color="000000"/>
-                <w:right w:val="none" w:sz="0" w:space="0" w:color="000000"/>
-              </w:pBdr>
-              <w:spacing w:after="100" w:before="100" w:line="240"/>
-              <w:ind w:left="100" w:right="100" w:firstLine="0" w:firstLineChars="0"/>
-              <w:rPr>
-                <w:rFonts w:ascii="Arial" w:hAnsi="Arial" w:eastAsia="Arial" w:cs="Arial"/>
-                <w:i w:val="false"/>
-                <w:b w:val="false"/>
-                <w:u w:val="none"/>
-                <w:strike w:val="false"/>
-                <w:sz w:val="22"/>
-                <w:szCs w:val="22"/>
-                <w:color w:val="000000"/>
-              </w:rPr>
-            </w:pPr>
-            <w:r>
-              <w:rPr>
-                <w:rFonts w:ascii="Arial" w:hAnsi="Arial" w:eastAsia="Arial" w:cs="Arial"/>
-                <w:i w:val="false"/>
-                <w:b w:val="false"/>
-                <w:u w:val="none"/>
-                <w:strike w:val="false"/>
-                <w:sz w:val="22"/>
-                <w:szCs w:val="22"/>
-                <w:color w:val="000000"/>
-              </w:rPr>
-              <w:t xml:space="preserve">1.01</w:t>
+              <w:t xml:space="preserve">1.03</w:t>
             </w:r>
           </w:p>
         </w:tc>
@@ -1933,7 +1879,61 @@
                 <w:szCs w:val="22"/>
                 <w:color w:val="000000"/>
               </w:rPr>
-              <w:t xml:space="preserve">1.02</w:t>
+              <w:t xml:space="preserve">1.05</w:t>
+            </w:r>
+          </w:p>
+        </w:tc>
+        <w:tc>
+          <w:tcPr>
+            <w:tcBorders>
+              <w:bottom w:val="none" w:sz="0" w:space="0" w:color="000000"/>
+              <w:top w:val="none" w:sz="0" w:space="0" w:color="000000"/>
+              <w:left w:val="none" w:sz="0" w:space="0" w:color="000000"/>
+              <w:right w:val="none" w:sz="0" w:space="0" w:color="000000"/>
+            </w:tcBorders>
+            <w:shd w:val="clear" w:color="auto" w:fill="FFFFFF"/>
+            <w:tcMar>
+              <w:top w:w="0" w:type="dxa"/>
+              <w:bottom w:w="0" w:type="dxa"/>
+              <w:left w:w="0" w:type="dxa"/>
+              <w:right w:w="0" w:type="dxa"/>
+            </w:tcMar>
+            <w:vAlign w:val="center"/>
+          </w:tcPr>
+          <w:p>
+            <w:pPr>
+              <w:jc w:val="right"/>
+              <w:pBdr>
+                <w:bottom w:val="none" w:sz="0" w:space="0" w:color="000000"/>
+                <w:top w:val="none" w:sz="0" w:space="0" w:color="000000"/>
+                <w:left w:val="none" w:sz="0" w:space="0" w:color="000000"/>
+                <w:right w:val="none" w:sz="0" w:space="0" w:color="000000"/>
+              </w:pBdr>
+              <w:spacing w:after="100" w:before="100" w:line="240"/>
+              <w:ind w:left="100" w:right="100" w:firstLine="0" w:firstLineChars="0"/>
+              <w:rPr>
+                <w:rFonts w:ascii="Arial" w:hAnsi="Arial" w:eastAsia="Arial" w:cs="Arial"/>
+                <w:i w:val="false"/>
+                <w:b w:val="false"/>
+                <w:u w:val="none"/>
+                <w:strike w:val="false"/>
+                <w:sz w:val="22"/>
+                <w:szCs w:val="22"/>
+                <w:color w:val="000000"/>
+              </w:rPr>
+            </w:pPr>
+            <w:r>
+              <w:rPr>
+                <w:rFonts w:ascii="Arial" w:hAnsi="Arial" w:eastAsia="Arial" w:cs="Arial"/>
+                <w:i w:val="false"/>
+                <w:b w:val="false"/>
+                <w:u w:val="none"/>
+                <w:strike w:val="false"/>
+                <w:sz w:val="22"/>
+                <w:szCs w:val="22"/>
+                <w:color w:val="000000"/>
+              </w:rPr>
+              <w:t xml:space="preserve">1.05</w:t>
             </w:r>
           </w:p>
         </w:tc>
@@ -2047,277 +2047,277 @@
                 <w:szCs w:val="22"/>
                 <w:color w:val="000000"/>
               </w:rPr>
-              <w:t xml:space="preserve">1.41</w:t>
-            </w:r>
-          </w:p>
-        </w:tc>
-        <w:tc>
-          <w:tcPr>
-            <w:tcBorders>
-              <w:bottom w:val="none" w:sz="0" w:space="0" w:color="000000"/>
-              <w:top w:val="none" w:sz="0" w:space="0" w:color="000000"/>
-              <w:left w:val="none" w:sz="0" w:space="0" w:color="000000"/>
-              <w:right w:val="none" w:sz="0" w:space="0" w:color="000000"/>
-            </w:tcBorders>
-            <w:shd w:val="clear" w:color="auto" w:fill="FFFFFF"/>
-            <w:tcMar>
-              <w:top w:w="0" w:type="dxa"/>
-              <w:bottom w:w="0" w:type="dxa"/>
-              <w:left w:w="0" w:type="dxa"/>
-              <w:right w:w="0" w:type="dxa"/>
-            </w:tcMar>
-            <w:vAlign w:val="center"/>
-          </w:tcPr>
-          <w:p>
-            <w:pPr>
-              <w:jc w:val="right"/>
-              <w:pBdr>
-                <w:bottom w:val="none" w:sz="0" w:space="0" w:color="000000"/>
-                <w:top w:val="none" w:sz="0" w:space="0" w:color="000000"/>
-                <w:left w:val="none" w:sz="0" w:space="0" w:color="000000"/>
-                <w:right w:val="none" w:sz="0" w:space="0" w:color="000000"/>
-              </w:pBdr>
-              <w:spacing w:after="100" w:before="100" w:line="240"/>
-              <w:ind w:left="100" w:right="100" w:firstLine="0" w:firstLineChars="0"/>
-              <w:rPr>
-                <w:rFonts w:ascii="Arial" w:hAnsi="Arial" w:eastAsia="Arial" w:cs="Arial"/>
-                <w:i w:val="false"/>
-                <w:b w:val="false"/>
-                <w:u w:val="none"/>
-                <w:strike w:val="false"/>
-                <w:sz w:val="22"/>
-                <w:szCs w:val="22"/>
-                <w:color w:val="000000"/>
-              </w:rPr>
-            </w:pPr>
-            <w:r>
-              <w:rPr>
-                <w:rFonts w:ascii="Arial" w:hAnsi="Arial" w:eastAsia="Arial" w:cs="Arial"/>
-                <w:i w:val="false"/>
-                <w:b w:val="false"/>
-                <w:u w:val="none"/>
-                <w:strike w:val="false"/>
-                <w:sz w:val="22"/>
-                <w:szCs w:val="22"/>
-                <w:color w:val="000000"/>
-              </w:rPr>
-              <w:t xml:space="preserve">1.45</w:t>
-            </w:r>
-          </w:p>
-        </w:tc>
-        <w:tc>
-          <w:tcPr>
-            <w:tcBorders>
-              <w:bottom w:val="none" w:sz="0" w:space="0" w:color="000000"/>
-              <w:top w:val="none" w:sz="0" w:space="0" w:color="000000"/>
-              <w:left w:val="none" w:sz="0" w:space="0" w:color="000000"/>
-              <w:right w:val="none" w:sz="0" w:space="0" w:color="000000"/>
-            </w:tcBorders>
-            <w:shd w:val="clear" w:color="auto" w:fill="FFFFFF"/>
-            <w:tcMar>
-              <w:top w:w="0" w:type="dxa"/>
-              <w:bottom w:w="0" w:type="dxa"/>
-              <w:left w:w="0" w:type="dxa"/>
-              <w:right w:w="0" w:type="dxa"/>
-            </w:tcMar>
-            <w:vAlign w:val="center"/>
-          </w:tcPr>
-          <w:p>
-            <w:pPr>
-              <w:jc w:val="right"/>
-              <w:pBdr>
-                <w:bottom w:val="none" w:sz="0" w:space="0" w:color="000000"/>
-                <w:top w:val="none" w:sz="0" w:space="0" w:color="000000"/>
-                <w:left w:val="none" w:sz="0" w:space="0" w:color="000000"/>
-                <w:right w:val="none" w:sz="0" w:space="0" w:color="000000"/>
-              </w:pBdr>
-              <w:spacing w:after="100" w:before="100" w:line="240"/>
-              <w:ind w:left="100" w:right="100" w:firstLine="0" w:firstLineChars="0"/>
-              <w:rPr>
-                <w:rFonts w:ascii="Arial" w:hAnsi="Arial" w:eastAsia="Arial" w:cs="Arial"/>
-                <w:i w:val="false"/>
-                <w:b w:val="false"/>
-                <w:u w:val="none"/>
-                <w:strike w:val="false"/>
-                <w:sz w:val="22"/>
-                <w:szCs w:val="22"/>
-                <w:color w:val="000000"/>
-              </w:rPr>
-            </w:pPr>
-            <w:r>
-              <w:rPr>
-                <w:rFonts w:ascii="Arial" w:hAnsi="Arial" w:eastAsia="Arial" w:cs="Arial"/>
-                <w:i w:val="false"/>
-                <w:b w:val="false"/>
-                <w:u w:val="none"/>
-                <w:strike w:val="false"/>
-                <w:sz w:val="22"/>
-                <w:szCs w:val="22"/>
-                <w:color w:val="000000"/>
-              </w:rPr>
-              <w:t xml:space="preserve">1.65</w:t>
-            </w:r>
-          </w:p>
-        </w:tc>
-        <w:tc>
-          <w:tcPr>
-            <w:tcBorders>
-              <w:bottom w:val="none" w:sz="0" w:space="0" w:color="000000"/>
-              <w:top w:val="none" w:sz="0" w:space="0" w:color="000000"/>
-              <w:left w:val="none" w:sz="0" w:space="0" w:color="000000"/>
-              <w:right w:val="none" w:sz="0" w:space="0" w:color="000000"/>
-            </w:tcBorders>
-            <w:shd w:val="clear" w:color="auto" w:fill="FFFFFF"/>
-            <w:tcMar>
-              <w:top w:w="0" w:type="dxa"/>
-              <w:bottom w:w="0" w:type="dxa"/>
-              <w:left w:w="0" w:type="dxa"/>
-              <w:right w:w="0" w:type="dxa"/>
-            </w:tcMar>
-            <w:vAlign w:val="center"/>
-          </w:tcPr>
-          <w:p>
-            <w:pPr>
-              <w:jc w:val="right"/>
-              <w:pBdr>
-                <w:bottom w:val="none" w:sz="0" w:space="0" w:color="000000"/>
-                <w:top w:val="none" w:sz="0" w:space="0" w:color="000000"/>
-                <w:left w:val="none" w:sz="0" w:space="0" w:color="000000"/>
-                <w:right w:val="none" w:sz="0" w:space="0" w:color="000000"/>
-              </w:pBdr>
-              <w:spacing w:after="100" w:before="100" w:line="240"/>
-              <w:ind w:left="100" w:right="100" w:firstLine="0" w:firstLineChars="0"/>
-              <w:rPr>
-                <w:rFonts w:ascii="Arial" w:hAnsi="Arial" w:eastAsia="Arial" w:cs="Arial"/>
-                <w:i w:val="false"/>
-                <w:b w:val="false"/>
-                <w:u w:val="none"/>
-                <w:strike w:val="false"/>
-                <w:sz w:val="22"/>
-                <w:szCs w:val="22"/>
-                <w:color w:val="000000"/>
-              </w:rPr>
-            </w:pPr>
-            <w:r>
-              <w:rPr>
-                <w:rFonts w:ascii="Arial" w:hAnsi="Arial" w:eastAsia="Arial" w:cs="Arial"/>
-                <w:i w:val="false"/>
-                <w:b w:val="false"/>
-                <w:u w:val="none"/>
-                <w:strike w:val="false"/>
-                <w:sz w:val="22"/>
-                <w:szCs w:val="22"/>
-                <w:color w:val="000000"/>
-              </w:rPr>
-              <w:t xml:space="preserve">1.45</w:t>
-            </w:r>
-          </w:p>
-        </w:tc>
-        <w:tc>
-          <w:tcPr>
-            <w:tcBorders>
-              <w:bottom w:val="none" w:sz="0" w:space="0" w:color="000000"/>
-              <w:top w:val="none" w:sz="0" w:space="0" w:color="000000"/>
-              <w:left w:val="none" w:sz="0" w:space="0" w:color="000000"/>
-              <w:right w:val="none" w:sz="0" w:space="0" w:color="000000"/>
-            </w:tcBorders>
-            <w:shd w:val="clear" w:color="auto" w:fill="FFFFFF"/>
-            <w:tcMar>
-              <w:top w:w="0" w:type="dxa"/>
-              <w:bottom w:w="0" w:type="dxa"/>
-              <w:left w:w="0" w:type="dxa"/>
-              <w:right w:w="0" w:type="dxa"/>
-            </w:tcMar>
-            <w:vAlign w:val="center"/>
-          </w:tcPr>
-          <w:p>
-            <w:pPr>
-              <w:jc w:val="right"/>
-              <w:pBdr>
-                <w:bottom w:val="none" w:sz="0" w:space="0" w:color="000000"/>
-                <w:top w:val="none" w:sz="0" w:space="0" w:color="000000"/>
-                <w:left w:val="none" w:sz="0" w:space="0" w:color="000000"/>
-                <w:right w:val="none" w:sz="0" w:space="0" w:color="000000"/>
-              </w:pBdr>
-              <w:spacing w:after="100" w:before="100" w:line="240"/>
-              <w:ind w:left="100" w:right="100" w:firstLine="0" w:firstLineChars="0"/>
-              <w:rPr>
-                <w:rFonts w:ascii="Arial" w:hAnsi="Arial" w:eastAsia="Arial" w:cs="Arial"/>
-                <w:i w:val="false"/>
-                <w:b w:val="false"/>
-                <w:u w:val="none"/>
-                <w:strike w:val="false"/>
-                <w:sz w:val="22"/>
-                <w:szCs w:val="22"/>
-                <w:color w:val="000000"/>
-              </w:rPr>
-            </w:pPr>
-            <w:r>
-              <w:rPr>
-                <w:rFonts w:ascii="Arial" w:hAnsi="Arial" w:eastAsia="Arial" w:cs="Arial"/>
-                <w:i w:val="false"/>
-                <w:b w:val="false"/>
-                <w:u w:val="none"/>
-                <w:strike w:val="false"/>
-                <w:sz w:val="22"/>
-                <w:szCs w:val="22"/>
-                <w:color w:val="000000"/>
-              </w:rPr>
-              <w:t xml:space="preserve">1.45</w:t>
-            </w:r>
-          </w:p>
-        </w:tc>
-        <w:tc>
-          <w:tcPr>
-            <w:tcBorders>
-              <w:bottom w:val="none" w:sz="0" w:space="0" w:color="000000"/>
-              <w:top w:val="none" w:sz="0" w:space="0" w:color="000000"/>
-              <w:left w:val="none" w:sz="0" w:space="0" w:color="000000"/>
-              <w:right w:val="none" w:sz="0" w:space="0" w:color="000000"/>
-            </w:tcBorders>
-            <w:shd w:val="clear" w:color="auto" w:fill="FFFFFF"/>
-            <w:tcMar>
-              <w:top w:w="0" w:type="dxa"/>
-              <w:bottom w:w="0" w:type="dxa"/>
-              <w:left w:w="0" w:type="dxa"/>
-              <w:right w:w="0" w:type="dxa"/>
-            </w:tcMar>
-            <w:vAlign w:val="center"/>
-          </w:tcPr>
-          <w:p>
-            <w:pPr>
-              <w:jc w:val="right"/>
-              <w:pBdr>
-                <w:bottom w:val="none" w:sz="0" w:space="0" w:color="000000"/>
-                <w:top w:val="none" w:sz="0" w:space="0" w:color="000000"/>
-                <w:left w:val="none" w:sz="0" w:space="0" w:color="000000"/>
-                <w:right w:val="none" w:sz="0" w:space="0" w:color="000000"/>
-              </w:pBdr>
-              <w:spacing w:after="100" w:before="100" w:line="240"/>
-              <w:ind w:left="100" w:right="100" w:firstLine="0" w:firstLineChars="0"/>
-              <w:rPr>
-                <w:rFonts w:ascii="Arial" w:hAnsi="Arial" w:eastAsia="Arial" w:cs="Arial"/>
-                <w:i w:val="false"/>
-                <w:b w:val="false"/>
-                <w:u w:val="none"/>
-                <w:strike w:val="false"/>
-                <w:sz w:val="22"/>
-                <w:szCs w:val="22"/>
-                <w:color w:val="000000"/>
-              </w:rPr>
-            </w:pPr>
-            <w:r>
-              <w:rPr>
-                <w:rFonts w:ascii="Arial" w:hAnsi="Arial" w:eastAsia="Arial" w:cs="Arial"/>
-                <w:i w:val="false"/>
-                <w:b w:val="false"/>
-                <w:u w:val="none"/>
-                <w:strike w:val="false"/>
-                <w:sz w:val="22"/>
-                <w:szCs w:val="22"/>
-                <w:color w:val="000000"/>
-              </w:rPr>
-              <w:t xml:space="preserve">1.36</w:t>
+              <w:t xml:space="preserve">1.90</w:t>
+            </w:r>
+          </w:p>
+        </w:tc>
+        <w:tc>
+          <w:tcPr>
+            <w:tcBorders>
+              <w:bottom w:val="none" w:sz="0" w:space="0" w:color="000000"/>
+              <w:top w:val="none" w:sz="0" w:space="0" w:color="000000"/>
+              <w:left w:val="none" w:sz="0" w:space="0" w:color="000000"/>
+              <w:right w:val="none" w:sz="0" w:space="0" w:color="000000"/>
+            </w:tcBorders>
+            <w:shd w:val="clear" w:color="auto" w:fill="FFFFFF"/>
+            <w:tcMar>
+              <w:top w:w="0" w:type="dxa"/>
+              <w:bottom w:w="0" w:type="dxa"/>
+              <w:left w:w="0" w:type="dxa"/>
+              <w:right w:w="0" w:type="dxa"/>
+            </w:tcMar>
+            <w:vAlign w:val="center"/>
+          </w:tcPr>
+          <w:p>
+            <w:pPr>
+              <w:jc w:val="right"/>
+              <w:pBdr>
+                <w:bottom w:val="none" w:sz="0" w:space="0" w:color="000000"/>
+                <w:top w:val="none" w:sz="0" w:space="0" w:color="000000"/>
+                <w:left w:val="none" w:sz="0" w:space="0" w:color="000000"/>
+                <w:right w:val="none" w:sz="0" w:space="0" w:color="000000"/>
+              </w:pBdr>
+              <w:spacing w:after="100" w:before="100" w:line="240"/>
+              <w:ind w:left="100" w:right="100" w:firstLine="0" w:firstLineChars="0"/>
+              <w:rPr>
+                <w:rFonts w:ascii="Arial" w:hAnsi="Arial" w:eastAsia="Arial" w:cs="Arial"/>
+                <w:i w:val="false"/>
+                <w:b w:val="false"/>
+                <w:u w:val="none"/>
+                <w:strike w:val="false"/>
+                <w:sz w:val="22"/>
+                <w:szCs w:val="22"/>
+                <w:color w:val="000000"/>
+              </w:rPr>
+            </w:pPr>
+            <w:r>
+              <w:rPr>
+                <w:rFonts w:ascii="Arial" w:hAnsi="Arial" w:eastAsia="Arial" w:cs="Arial"/>
+                <w:i w:val="false"/>
+                <w:b w:val="false"/>
+                <w:u w:val="none"/>
+                <w:strike w:val="false"/>
+                <w:sz w:val="22"/>
+                <w:szCs w:val="22"/>
+                <w:color w:val="000000"/>
+              </w:rPr>
+              <w:t xml:space="preserve">1.83</w:t>
+            </w:r>
+          </w:p>
+        </w:tc>
+        <w:tc>
+          <w:tcPr>
+            <w:tcBorders>
+              <w:bottom w:val="none" w:sz="0" w:space="0" w:color="000000"/>
+              <w:top w:val="none" w:sz="0" w:space="0" w:color="000000"/>
+              <w:left w:val="none" w:sz="0" w:space="0" w:color="000000"/>
+              <w:right w:val="none" w:sz="0" w:space="0" w:color="000000"/>
+            </w:tcBorders>
+            <w:shd w:val="clear" w:color="auto" w:fill="FFFFFF"/>
+            <w:tcMar>
+              <w:top w:w="0" w:type="dxa"/>
+              <w:bottom w:w="0" w:type="dxa"/>
+              <w:left w:w="0" w:type="dxa"/>
+              <w:right w:w="0" w:type="dxa"/>
+            </w:tcMar>
+            <w:vAlign w:val="center"/>
+          </w:tcPr>
+          <w:p>
+            <w:pPr>
+              <w:jc w:val="right"/>
+              <w:pBdr>
+                <w:bottom w:val="none" w:sz="0" w:space="0" w:color="000000"/>
+                <w:top w:val="none" w:sz="0" w:space="0" w:color="000000"/>
+                <w:left w:val="none" w:sz="0" w:space="0" w:color="000000"/>
+                <w:right w:val="none" w:sz="0" w:space="0" w:color="000000"/>
+              </w:pBdr>
+              <w:spacing w:after="100" w:before="100" w:line="240"/>
+              <w:ind w:left="100" w:right="100" w:firstLine="0" w:firstLineChars="0"/>
+              <w:rPr>
+                <w:rFonts w:ascii="Arial" w:hAnsi="Arial" w:eastAsia="Arial" w:cs="Arial"/>
+                <w:i w:val="false"/>
+                <w:b w:val="false"/>
+                <w:u w:val="none"/>
+                <w:strike w:val="false"/>
+                <w:sz w:val="22"/>
+                <w:szCs w:val="22"/>
+                <w:color w:val="000000"/>
+              </w:rPr>
+            </w:pPr>
+            <w:r>
+              <w:rPr>
+                <w:rFonts w:ascii="Arial" w:hAnsi="Arial" w:eastAsia="Arial" w:cs="Arial"/>
+                <w:i w:val="false"/>
+                <w:b w:val="false"/>
+                <w:u w:val="none"/>
+                <w:strike w:val="false"/>
+                <w:sz w:val="22"/>
+                <w:szCs w:val="22"/>
+                <w:color w:val="000000"/>
+              </w:rPr>
+              <w:t xml:space="preserve">2.20</w:t>
+            </w:r>
+          </w:p>
+        </w:tc>
+        <w:tc>
+          <w:tcPr>
+            <w:tcBorders>
+              <w:bottom w:val="none" w:sz="0" w:space="0" w:color="000000"/>
+              <w:top w:val="none" w:sz="0" w:space="0" w:color="000000"/>
+              <w:left w:val="none" w:sz="0" w:space="0" w:color="000000"/>
+              <w:right w:val="none" w:sz="0" w:space="0" w:color="000000"/>
+            </w:tcBorders>
+            <w:shd w:val="clear" w:color="auto" w:fill="FFFFFF"/>
+            <w:tcMar>
+              <w:top w:w="0" w:type="dxa"/>
+              <w:bottom w:w="0" w:type="dxa"/>
+              <w:left w:w="0" w:type="dxa"/>
+              <w:right w:w="0" w:type="dxa"/>
+            </w:tcMar>
+            <w:vAlign w:val="center"/>
+          </w:tcPr>
+          <w:p>
+            <w:pPr>
+              <w:jc w:val="right"/>
+              <w:pBdr>
+                <w:bottom w:val="none" w:sz="0" w:space="0" w:color="000000"/>
+                <w:top w:val="none" w:sz="0" w:space="0" w:color="000000"/>
+                <w:left w:val="none" w:sz="0" w:space="0" w:color="000000"/>
+                <w:right w:val="none" w:sz="0" w:space="0" w:color="000000"/>
+              </w:pBdr>
+              <w:spacing w:after="100" w:before="100" w:line="240"/>
+              <w:ind w:left="100" w:right="100" w:firstLine="0" w:firstLineChars="0"/>
+              <w:rPr>
+                <w:rFonts w:ascii="Arial" w:hAnsi="Arial" w:eastAsia="Arial" w:cs="Arial"/>
+                <w:i w:val="false"/>
+                <w:b w:val="false"/>
+                <w:u w:val="none"/>
+                <w:strike w:val="false"/>
+                <w:sz w:val="22"/>
+                <w:szCs w:val="22"/>
+                <w:color w:val="000000"/>
+              </w:rPr>
+            </w:pPr>
+            <w:r>
+              <w:rPr>
+                <w:rFonts w:ascii="Arial" w:hAnsi="Arial" w:eastAsia="Arial" w:cs="Arial"/>
+                <w:i w:val="false"/>
+                <w:b w:val="false"/>
+                <w:u w:val="none"/>
+                <w:strike w:val="false"/>
+                <w:sz w:val="22"/>
+                <w:szCs w:val="22"/>
+                <w:color w:val="000000"/>
+              </w:rPr>
+              <w:t xml:space="preserve">2.12</w:t>
+            </w:r>
+          </w:p>
+        </w:tc>
+        <w:tc>
+          <w:tcPr>
+            <w:tcBorders>
+              <w:bottom w:val="none" w:sz="0" w:space="0" w:color="000000"/>
+              <w:top w:val="none" w:sz="0" w:space="0" w:color="000000"/>
+              <w:left w:val="none" w:sz="0" w:space="0" w:color="000000"/>
+              <w:right w:val="none" w:sz="0" w:space="0" w:color="000000"/>
+            </w:tcBorders>
+            <w:shd w:val="clear" w:color="auto" w:fill="FFFFFF"/>
+            <w:tcMar>
+              <w:top w:w="0" w:type="dxa"/>
+              <w:bottom w:w="0" w:type="dxa"/>
+              <w:left w:w="0" w:type="dxa"/>
+              <w:right w:w="0" w:type="dxa"/>
+            </w:tcMar>
+            <w:vAlign w:val="center"/>
+          </w:tcPr>
+          <w:p>
+            <w:pPr>
+              <w:jc w:val="right"/>
+              <w:pBdr>
+                <w:bottom w:val="none" w:sz="0" w:space="0" w:color="000000"/>
+                <w:top w:val="none" w:sz="0" w:space="0" w:color="000000"/>
+                <w:left w:val="none" w:sz="0" w:space="0" w:color="000000"/>
+                <w:right w:val="none" w:sz="0" w:space="0" w:color="000000"/>
+              </w:pBdr>
+              <w:spacing w:after="100" w:before="100" w:line="240"/>
+              <w:ind w:left="100" w:right="100" w:firstLine="0" w:firstLineChars="0"/>
+              <w:rPr>
+                <w:rFonts w:ascii="Arial" w:hAnsi="Arial" w:eastAsia="Arial" w:cs="Arial"/>
+                <w:i w:val="false"/>
+                <w:b w:val="false"/>
+                <w:u w:val="none"/>
+                <w:strike w:val="false"/>
+                <w:sz w:val="22"/>
+                <w:szCs w:val="22"/>
+                <w:color w:val="000000"/>
+              </w:rPr>
+            </w:pPr>
+            <w:r>
+              <w:rPr>
+                <w:rFonts w:ascii="Arial" w:hAnsi="Arial" w:eastAsia="Arial" w:cs="Arial"/>
+                <w:i w:val="false"/>
+                <w:b w:val="false"/>
+                <w:u w:val="none"/>
+                <w:strike w:val="false"/>
+                <w:sz w:val="22"/>
+                <w:szCs w:val="22"/>
+                <w:color w:val="000000"/>
+              </w:rPr>
+              <w:t xml:space="preserve">1.76</w:t>
+            </w:r>
+          </w:p>
+        </w:tc>
+        <w:tc>
+          <w:tcPr>
+            <w:tcBorders>
+              <w:bottom w:val="none" w:sz="0" w:space="0" w:color="000000"/>
+              <w:top w:val="none" w:sz="0" w:space="0" w:color="000000"/>
+              <w:left w:val="none" w:sz="0" w:space="0" w:color="000000"/>
+              <w:right w:val="none" w:sz="0" w:space="0" w:color="000000"/>
+            </w:tcBorders>
+            <w:shd w:val="clear" w:color="auto" w:fill="FFFFFF"/>
+            <w:tcMar>
+              <w:top w:w="0" w:type="dxa"/>
+              <w:bottom w:w="0" w:type="dxa"/>
+              <w:left w:w="0" w:type="dxa"/>
+              <w:right w:w="0" w:type="dxa"/>
+            </w:tcMar>
+            <w:vAlign w:val="center"/>
+          </w:tcPr>
+          <w:p>
+            <w:pPr>
+              <w:jc w:val="right"/>
+              <w:pBdr>
+                <w:bottom w:val="none" w:sz="0" w:space="0" w:color="000000"/>
+                <w:top w:val="none" w:sz="0" w:space="0" w:color="000000"/>
+                <w:left w:val="none" w:sz="0" w:space="0" w:color="000000"/>
+                <w:right w:val="none" w:sz="0" w:space="0" w:color="000000"/>
+              </w:pBdr>
+              <w:spacing w:after="100" w:before="100" w:line="240"/>
+              <w:ind w:left="100" w:right="100" w:firstLine="0" w:firstLineChars="0"/>
+              <w:rPr>
+                <w:rFonts w:ascii="Arial" w:hAnsi="Arial" w:eastAsia="Arial" w:cs="Arial"/>
+                <w:i w:val="false"/>
+                <w:b w:val="false"/>
+                <w:u w:val="none"/>
+                <w:strike w:val="false"/>
+                <w:sz w:val="22"/>
+                <w:szCs w:val="22"/>
+                <w:color w:val="000000"/>
+              </w:rPr>
+            </w:pPr>
+            <w:r>
+              <w:rPr>
+                <w:rFonts w:ascii="Arial" w:hAnsi="Arial" w:eastAsia="Arial" w:cs="Arial"/>
+                <w:i w:val="false"/>
+                <w:b w:val="false"/>
+                <w:u w:val="none"/>
+                <w:strike w:val="false"/>
+                <w:sz w:val="22"/>
+                <w:szCs w:val="22"/>
+                <w:color w:val="000000"/>
+              </w:rPr>
+              <w:t xml:space="preserve">1.63</w:t>
             </w:r>
           </w:p>
         </w:tc>
@@ -2431,277 +2431,277 @@
                 <w:szCs w:val="22"/>
                 <w:color w:val="000000"/>
               </w:rPr>
-              <w:t xml:space="preserve">1.22</w:t>
-            </w:r>
-          </w:p>
-        </w:tc>
-        <w:tc>
-          <w:tcPr>
-            <w:tcBorders>
-              <w:bottom w:val="none" w:sz="0" w:space="0" w:color="000000"/>
-              <w:top w:val="none" w:sz="0" w:space="0" w:color="000000"/>
-              <w:left w:val="none" w:sz="0" w:space="0" w:color="000000"/>
-              <w:right w:val="none" w:sz="0" w:space="0" w:color="000000"/>
-            </w:tcBorders>
-            <w:shd w:val="clear" w:color="auto" w:fill="FFFFFF"/>
-            <w:tcMar>
-              <w:top w:w="0" w:type="dxa"/>
-              <w:bottom w:w="0" w:type="dxa"/>
-              <w:left w:w="0" w:type="dxa"/>
-              <w:right w:w="0" w:type="dxa"/>
-            </w:tcMar>
-            <w:vAlign w:val="center"/>
-          </w:tcPr>
-          <w:p>
-            <w:pPr>
-              <w:jc w:val="right"/>
-              <w:pBdr>
-                <w:bottom w:val="none" w:sz="0" w:space="0" w:color="000000"/>
-                <w:top w:val="none" w:sz="0" w:space="0" w:color="000000"/>
-                <w:left w:val="none" w:sz="0" w:space="0" w:color="000000"/>
-                <w:right w:val="none" w:sz="0" w:space="0" w:color="000000"/>
-              </w:pBdr>
-              <w:spacing w:after="100" w:before="100" w:line="240"/>
-              <w:ind w:left="100" w:right="100" w:firstLine="0" w:firstLineChars="0"/>
-              <w:rPr>
-                <w:rFonts w:ascii="Arial" w:hAnsi="Arial" w:eastAsia="Arial" w:cs="Arial"/>
-                <w:i w:val="false"/>
-                <w:b w:val="false"/>
-                <w:u w:val="none"/>
-                <w:strike w:val="false"/>
-                <w:sz w:val="22"/>
-                <w:szCs w:val="22"/>
-                <w:color w:val="000000"/>
-              </w:rPr>
-            </w:pPr>
-            <w:r>
-              <w:rPr>
-                <w:rFonts w:ascii="Arial" w:hAnsi="Arial" w:eastAsia="Arial" w:cs="Arial"/>
-                <w:i w:val="false"/>
-                <w:b w:val="false"/>
-                <w:u w:val="none"/>
-                <w:strike w:val="false"/>
-                <w:sz w:val="22"/>
-                <w:szCs w:val="22"/>
-                <w:color w:val="000000"/>
-              </w:rPr>
-              <w:t xml:space="preserve">1.25</w:t>
-            </w:r>
-          </w:p>
-        </w:tc>
-        <w:tc>
-          <w:tcPr>
-            <w:tcBorders>
-              <w:bottom w:val="none" w:sz="0" w:space="0" w:color="000000"/>
-              <w:top w:val="none" w:sz="0" w:space="0" w:color="000000"/>
-              <w:left w:val="none" w:sz="0" w:space="0" w:color="000000"/>
-              <w:right w:val="none" w:sz="0" w:space="0" w:color="000000"/>
-            </w:tcBorders>
-            <w:shd w:val="clear" w:color="auto" w:fill="FFFFFF"/>
-            <w:tcMar>
-              <w:top w:w="0" w:type="dxa"/>
-              <w:bottom w:w="0" w:type="dxa"/>
-              <w:left w:w="0" w:type="dxa"/>
-              <w:right w:w="0" w:type="dxa"/>
-            </w:tcMar>
-            <w:vAlign w:val="center"/>
-          </w:tcPr>
-          <w:p>
-            <w:pPr>
-              <w:jc w:val="right"/>
-              <w:pBdr>
-                <w:bottom w:val="none" w:sz="0" w:space="0" w:color="000000"/>
-                <w:top w:val="none" w:sz="0" w:space="0" w:color="000000"/>
-                <w:left w:val="none" w:sz="0" w:space="0" w:color="000000"/>
-                <w:right w:val="none" w:sz="0" w:space="0" w:color="000000"/>
-              </w:pBdr>
-              <w:spacing w:after="100" w:before="100" w:line="240"/>
-              <w:ind w:left="100" w:right="100" w:firstLine="0" w:firstLineChars="0"/>
-              <w:rPr>
-                <w:rFonts w:ascii="Arial" w:hAnsi="Arial" w:eastAsia="Arial" w:cs="Arial"/>
-                <w:i w:val="false"/>
-                <w:b w:val="false"/>
-                <w:u w:val="none"/>
-                <w:strike w:val="false"/>
-                <w:sz w:val="22"/>
-                <w:szCs w:val="22"/>
-                <w:color w:val="000000"/>
-              </w:rPr>
-            </w:pPr>
-            <w:r>
-              <w:rPr>
-                <w:rFonts w:ascii="Arial" w:hAnsi="Arial" w:eastAsia="Arial" w:cs="Arial"/>
-                <w:i w:val="false"/>
-                <w:b w:val="false"/>
-                <w:u w:val="none"/>
-                <w:strike w:val="false"/>
-                <w:sz w:val="22"/>
-                <w:szCs w:val="22"/>
-                <w:color w:val="000000"/>
-              </w:rPr>
-              <w:t xml:space="preserve">1.33</w:t>
-            </w:r>
-          </w:p>
-        </w:tc>
-        <w:tc>
-          <w:tcPr>
-            <w:tcBorders>
-              <w:bottom w:val="none" w:sz="0" w:space="0" w:color="000000"/>
-              <w:top w:val="none" w:sz="0" w:space="0" w:color="000000"/>
-              <w:left w:val="none" w:sz="0" w:space="0" w:color="000000"/>
-              <w:right w:val="none" w:sz="0" w:space="0" w:color="000000"/>
-            </w:tcBorders>
-            <w:shd w:val="clear" w:color="auto" w:fill="FFFFFF"/>
-            <w:tcMar>
-              <w:top w:w="0" w:type="dxa"/>
-              <w:bottom w:w="0" w:type="dxa"/>
-              <w:left w:w="0" w:type="dxa"/>
-              <w:right w:w="0" w:type="dxa"/>
-            </w:tcMar>
-            <w:vAlign w:val="center"/>
-          </w:tcPr>
-          <w:p>
-            <w:pPr>
-              <w:jc w:val="right"/>
-              <w:pBdr>
-                <w:bottom w:val="none" w:sz="0" w:space="0" w:color="000000"/>
-                <w:top w:val="none" w:sz="0" w:space="0" w:color="000000"/>
-                <w:left w:val="none" w:sz="0" w:space="0" w:color="000000"/>
-                <w:right w:val="none" w:sz="0" w:space="0" w:color="000000"/>
-              </w:pBdr>
-              <w:spacing w:after="100" w:before="100" w:line="240"/>
-              <w:ind w:left="100" w:right="100" w:firstLine="0" w:firstLineChars="0"/>
-              <w:rPr>
-                <w:rFonts w:ascii="Arial" w:hAnsi="Arial" w:eastAsia="Arial" w:cs="Arial"/>
-                <w:i w:val="false"/>
-                <w:b w:val="false"/>
-                <w:u w:val="none"/>
-                <w:strike w:val="false"/>
-                <w:sz w:val="22"/>
-                <w:szCs w:val="22"/>
-                <w:color w:val="000000"/>
-              </w:rPr>
-            </w:pPr>
-            <w:r>
-              <w:rPr>
-                <w:rFonts w:ascii="Arial" w:hAnsi="Arial" w:eastAsia="Arial" w:cs="Arial"/>
-                <w:i w:val="false"/>
-                <w:b w:val="false"/>
-                <w:u w:val="none"/>
-                <w:strike w:val="false"/>
-                <w:sz w:val="22"/>
-                <w:szCs w:val="22"/>
-                <w:color w:val="000000"/>
-              </w:rPr>
-              <w:t xml:space="preserve">1.31</w:t>
-            </w:r>
-          </w:p>
-        </w:tc>
-        <w:tc>
-          <w:tcPr>
-            <w:tcBorders>
-              <w:bottom w:val="none" w:sz="0" w:space="0" w:color="000000"/>
-              <w:top w:val="none" w:sz="0" w:space="0" w:color="000000"/>
-              <w:left w:val="none" w:sz="0" w:space="0" w:color="000000"/>
-              <w:right w:val="none" w:sz="0" w:space="0" w:color="000000"/>
-            </w:tcBorders>
-            <w:shd w:val="clear" w:color="auto" w:fill="FFFFFF"/>
-            <w:tcMar>
-              <w:top w:w="0" w:type="dxa"/>
-              <w:bottom w:w="0" w:type="dxa"/>
-              <w:left w:w="0" w:type="dxa"/>
-              <w:right w:w="0" w:type="dxa"/>
-            </w:tcMar>
-            <w:vAlign w:val="center"/>
-          </w:tcPr>
-          <w:p>
-            <w:pPr>
-              <w:jc w:val="right"/>
-              <w:pBdr>
-                <w:bottom w:val="none" w:sz="0" w:space="0" w:color="000000"/>
-                <w:top w:val="none" w:sz="0" w:space="0" w:color="000000"/>
-                <w:left w:val="none" w:sz="0" w:space="0" w:color="000000"/>
-                <w:right w:val="none" w:sz="0" w:space="0" w:color="000000"/>
-              </w:pBdr>
-              <w:spacing w:after="100" w:before="100" w:line="240"/>
-              <w:ind w:left="100" w:right="100" w:firstLine="0" w:firstLineChars="0"/>
-              <w:rPr>
-                <w:rFonts w:ascii="Arial" w:hAnsi="Arial" w:eastAsia="Arial" w:cs="Arial"/>
-                <w:i w:val="false"/>
-                <w:b w:val="false"/>
-                <w:u w:val="none"/>
-                <w:strike w:val="false"/>
-                <w:sz w:val="22"/>
-                <w:szCs w:val="22"/>
-                <w:color w:val="000000"/>
-              </w:rPr>
-            </w:pPr>
-            <w:r>
-              <w:rPr>
-                <w:rFonts w:ascii="Arial" w:hAnsi="Arial" w:eastAsia="Arial" w:cs="Arial"/>
-                <w:i w:val="false"/>
-                <w:b w:val="false"/>
-                <w:u w:val="none"/>
-                <w:strike w:val="false"/>
-                <w:sz w:val="22"/>
-                <w:szCs w:val="22"/>
-                <w:color w:val="000000"/>
-              </w:rPr>
-              <w:t xml:space="preserve">1.15</w:t>
-            </w:r>
-          </w:p>
-        </w:tc>
-        <w:tc>
-          <w:tcPr>
-            <w:tcBorders>
-              <w:bottom w:val="none" w:sz="0" w:space="0" w:color="000000"/>
-              <w:top w:val="none" w:sz="0" w:space="0" w:color="000000"/>
-              <w:left w:val="none" w:sz="0" w:space="0" w:color="000000"/>
-              <w:right w:val="none" w:sz="0" w:space="0" w:color="000000"/>
-            </w:tcBorders>
-            <w:shd w:val="clear" w:color="auto" w:fill="FFFFFF"/>
-            <w:tcMar>
-              <w:top w:w="0" w:type="dxa"/>
-              <w:bottom w:w="0" w:type="dxa"/>
-              <w:left w:w="0" w:type="dxa"/>
-              <w:right w:w="0" w:type="dxa"/>
-            </w:tcMar>
-            <w:vAlign w:val="center"/>
-          </w:tcPr>
-          <w:p>
-            <w:pPr>
-              <w:jc w:val="right"/>
-              <w:pBdr>
-                <w:bottom w:val="none" w:sz="0" w:space="0" w:color="000000"/>
-                <w:top w:val="none" w:sz="0" w:space="0" w:color="000000"/>
-                <w:left w:val="none" w:sz="0" w:space="0" w:color="000000"/>
-                <w:right w:val="none" w:sz="0" w:space="0" w:color="000000"/>
-              </w:pBdr>
-              <w:spacing w:after="100" w:before="100" w:line="240"/>
-              <w:ind w:left="100" w:right="100" w:firstLine="0" w:firstLineChars="0"/>
-              <w:rPr>
-                <w:rFonts w:ascii="Arial" w:hAnsi="Arial" w:eastAsia="Arial" w:cs="Arial"/>
-                <w:i w:val="false"/>
-                <w:b w:val="false"/>
-                <w:u w:val="none"/>
-                <w:strike w:val="false"/>
-                <w:sz w:val="22"/>
-                <w:szCs w:val="22"/>
-                <w:color w:val="000000"/>
-              </w:rPr>
-            </w:pPr>
-            <w:r>
-              <w:rPr>
-                <w:rFonts w:ascii="Arial" w:hAnsi="Arial" w:eastAsia="Arial" w:cs="Arial"/>
-                <w:i w:val="false"/>
-                <w:b w:val="false"/>
-                <w:u w:val="none"/>
-                <w:strike w:val="false"/>
-                <w:sz w:val="22"/>
-                <w:szCs w:val="22"/>
-                <w:color w:val="000000"/>
-              </w:rPr>
-              <w:t xml:space="preserve">1.08</w:t>
+              <w:t xml:space="preserve">1.35</w:t>
+            </w:r>
+          </w:p>
+        </w:tc>
+        <w:tc>
+          <w:tcPr>
+            <w:tcBorders>
+              <w:bottom w:val="none" w:sz="0" w:space="0" w:color="000000"/>
+              <w:top w:val="none" w:sz="0" w:space="0" w:color="000000"/>
+              <w:left w:val="none" w:sz="0" w:space="0" w:color="000000"/>
+              <w:right w:val="none" w:sz="0" w:space="0" w:color="000000"/>
+            </w:tcBorders>
+            <w:shd w:val="clear" w:color="auto" w:fill="FFFFFF"/>
+            <w:tcMar>
+              <w:top w:w="0" w:type="dxa"/>
+              <w:bottom w:w="0" w:type="dxa"/>
+              <w:left w:w="0" w:type="dxa"/>
+              <w:right w:w="0" w:type="dxa"/>
+            </w:tcMar>
+            <w:vAlign w:val="center"/>
+          </w:tcPr>
+          <w:p>
+            <w:pPr>
+              <w:jc w:val="right"/>
+              <w:pBdr>
+                <w:bottom w:val="none" w:sz="0" w:space="0" w:color="000000"/>
+                <w:top w:val="none" w:sz="0" w:space="0" w:color="000000"/>
+                <w:left w:val="none" w:sz="0" w:space="0" w:color="000000"/>
+                <w:right w:val="none" w:sz="0" w:space="0" w:color="000000"/>
+              </w:pBdr>
+              <w:spacing w:after="100" w:before="100" w:line="240"/>
+              <w:ind w:left="100" w:right="100" w:firstLine="0" w:firstLineChars="0"/>
+              <w:rPr>
+                <w:rFonts w:ascii="Arial" w:hAnsi="Arial" w:eastAsia="Arial" w:cs="Arial"/>
+                <w:i w:val="false"/>
+                <w:b w:val="false"/>
+                <w:u w:val="none"/>
+                <w:strike w:val="false"/>
+                <w:sz w:val="22"/>
+                <w:szCs w:val="22"/>
+                <w:color w:val="000000"/>
+              </w:rPr>
+            </w:pPr>
+            <w:r>
+              <w:rPr>
+                <w:rFonts w:ascii="Arial" w:hAnsi="Arial" w:eastAsia="Arial" w:cs="Arial"/>
+                <w:i w:val="false"/>
+                <w:b w:val="false"/>
+                <w:u w:val="none"/>
+                <w:strike w:val="false"/>
+                <w:sz w:val="22"/>
+                <w:szCs w:val="22"/>
+                <w:color w:val="000000"/>
+              </w:rPr>
+              <w:t xml:space="preserve">1.37</w:t>
+            </w:r>
+          </w:p>
+        </w:tc>
+        <w:tc>
+          <w:tcPr>
+            <w:tcBorders>
+              <w:bottom w:val="none" w:sz="0" w:space="0" w:color="000000"/>
+              <w:top w:val="none" w:sz="0" w:space="0" w:color="000000"/>
+              <w:left w:val="none" w:sz="0" w:space="0" w:color="000000"/>
+              <w:right w:val="none" w:sz="0" w:space="0" w:color="000000"/>
+            </w:tcBorders>
+            <w:shd w:val="clear" w:color="auto" w:fill="FFFFFF"/>
+            <w:tcMar>
+              <w:top w:w="0" w:type="dxa"/>
+              <w:bottom w:w="0" w:type="dxa"/>
+              <w:left w:w="0" w:type="dxa"/>
+              <w:right w:w="0" w:type="dxa"/>
+            </w:tcMar>
+            <w:vAlign w:val="center"/>
+          </w:tcPr>
+          <w:p>
+            <w:pPr>
+              <w:jc w:val="right"/>
+              <w:pBdr>
+                <w:bottom w:val="none" w:sz="0" w:space="0" w:color="000000"/>
+                <w:top w:val="none" w:sz="0" w:space="0" w:color="000000"/>
+                <w:left w:val="none" w:sz="0" w:space="0" w:color="000000"/>
+                <w:right w:val="none" w:sz="0" w:space="0" w:color="000000"/>
+              </w:pBdr>
+              <w:spacing w:after="100" w:before="100" w:line="240"/>
+              <w:ind w:left="100" w:right="100" w:firstLine="0" w:firstLineChars="0"/>
+              <w:rPr>
+                <w:rFonts w:ascii="Arial" w:hAnsi="Arial" w:eastAsia="Arial" w:cs="Arial"/>
+                <w:i w:val="false"/>
+                <w:b w:val="false"/>
+                <w:u w:val="none"/>
+                <w:strike w:val="false"/>
+                <w:sz w:val="22"/>
+                <w:szCs w:val="22"/>
+                <w:color w:val="000000"/>
+              </w:rPr>
+            </w:pPr>
+            <w:r>
+              <w:rPr>
+                <w:rFonts w:ascii="Arial" w:hAnsi="Arial" w:eastAsia="Arial" w:cs="Arial"/>
+                <w:i w:val="false"/>
+                <w:b w:val="false"/>
+                <w:u w:val="none"/>
+                <w:strike w:val="false"/>
+                <w:sz w:val="22"/>
+                <w:szCs w:val="22"/>
+                <w:color w:val="000000"/>
+              </w:rPr>
+              <w:t xml:space="preserve">1.37</w:t>
+            </w:r>
+          </w:p>
+        </w:tc>
+        <w:tc>
+          <w:tcPr>
+            <w:tcBorders>
+              <w:bottom w:val="none" w:sz="0" w:space="0" w:color="000000"/>
+              <w:top w:val="none" w:sz="0" w:space="0" w:color="000000"/>
+              <w:left w:val="none" w:sz="0" w:space="0" w:color="000000"/>
+              <w:right w:val="none" w:sz="0" w:space="0" w:color="000000"/>
+            </w:tcBorders>
+            <w:shd w:val="clear" w:color="auto" w:fill="FFFFFF"/>
+            <w:tcMar>
+              <w:top w:w="0" w:type="dxa"/>
+              <w:bottom w:w="0" w:type="dxa"/>
+              <w:left w:w="0" w:type="dxa"/>
+              <w:right w:w="0" w:type="dxa"/>
+            </w:tcMar>
+            <w:vAlign w:val="center"/>
+          </w:tcPr>
+          <w:p>
+            <w:pPr>
+              <w:jc w:val="right"/>
+              <w:pBdr>
+                <w:bottom w:val="none" w:sz="0" w:space="0" w:color="000000"/>
+                <w:top w:val="none" w:sz="0" w:space="0" w:color="000000"/>
+                <w:left w:val="none" w:sz="0" w:space="0" w:color="000000"/>
+                <w:right w:val="none" w:sz="0" w:space="0" w:color="000000"/>
+              </w:pBdr>
+              <w:spacing w:after="100" w:before="100" w:line="240"/>
+              <w:ind w:left="100" w:right="100" w:firstLine="0" w:firstLineChars="0"/>
+              <w:rPr>
+                <w:rFonts w:ascii="Arial" w:hAnsi="Arial" w:eastAsia="Arial" w:cs="Arial"/>
+                <w:i w:val="false"/>
+                <w:b w:val="false"/>
+                <w:u w:val="none"/>
+                <w:strike w:val="false"/>
+                <w:sz w:val="22"/>
+                <w:szCs w:val="22"/>
+                <w:color w:val="000000"/>
+              </w:rPr>
+            </w:pPr>
+            <w:r>
+              <w:rPr>
+                <w:rFonts w:ascii="Arial" w:hAnsi="Arial" w:eastAsia="Arial" w:cs="Arial"/>
+                <w:i w:val="false"/>
+                <w:b w:val="false"/>
+                <w:u w:val="none"/>
+                <w:strike w:val="false"/>
+                <w:sz w:val="22"/>
+                <w:szCs w:val="22"/>
+                <w:color w:val="000000"/>
+              </w:rPr>
+              <w:t xml:space="preserve">1.39</w:t>
+            </w:r>
+          </w:p>
+        </w:tc>
+        <w:tc>
+          <w:tcPr>
+            <w:tcBorders>
+              <w:bottom w:val="none" w:sz="0" w:space="0" w:color="000000"/>
+              <w:top w:val="none" w:sz="0" w:space="0" w:color="000000"/>
+              <w:left w:val="none" w:sz="0" w:space="0" w:color="000000"/>
+              <w:right w:val="none" w:sz="0" w:space="0" w:color="000000"/>
+            </w:tcBorders>
+            <w:shd w:val="clear" w:color="auto" w:fill="FFFFFF"/>
+            <w:tcMar>
+              <w:top w:w="0" w:type="dxa"/>
+              <w:bottom w:w="0" w:type="dxa"/>
+              <w:left w:w="0" w:type="dxa"/>
+              <w:right w:w="0" w:type="dxa"/>
+            </w:tcMar>
+            <w:vAlign w:val="center"/>
+          </w:tcPr>
+          <w:p>
+            <w:pPr>
+              <w:jc w:val="right"/>
+              <w:pBdr>
+                <w:bottom w:val="none" w:sz="0" w:space="0" w:color="000000"/>
+                <w:top w:val="none" w:sz="0" w:space="0" w:color="000000"/>
+                <w:left w:val="none" w:sz="0" w:space="0" w:color="000000"/>
+                <w:right w:val="none" w:sz="0" w:space="0" w:color="000000"/>
+              </w:pBdr>
+              <w:spacing w:after="100" w:before="100" w:line="240"/>
+              <w:ind w:left="100" w:right="100" w:firstLine="0" w:firstLineChars="0"/>
+              <w:rPr>
+                <w:rFonts w:ascii="Arial" w:hAnsi="Arial" w:eastAsia="Arial" w:cs="Arial"/>
+                <w:i w:val="false"/>
+                <w:b w:val="false"/>
+                <w:u w:val="none"/>
+                <w:strike w:val="false"/>
+                <w:sz w:val="22"/>
+                <w:szCs w:val="22"/>
+                <w:color w:val="000000"/>
+              </w:rPr>
+            </w:pPr>
+            <w:r>
+              <w:rPr>
+                <w:rFonts w:ascii="Arial" w:hAnsi="Arial" w:eastAsia="Arial" w:cs="Arial"/>
+                <w:i w:val="false"/>
+                <w:b w:val="false"/>
+                <w:u w:val="none"/>
+                <w:strike w:val="false"/>
+                <w:sz w:val="22"/>
+                <w:szCs w:val="22"/>
+                <w:color w:val="000000"/>
+              </w:rPr>
+              <w:t xml:space="preserve">1.27</w:t>
+            </w:r>
+          </w:p>
+        </w:tc>
+        <w:tc>
+          <w:tcPr>
+            <w:tcBorders>
+              <w:bottom w:val="none" w:sz="0" w:space="0" w:color="000000"/>
+              <w:top w:val="none" w:sz="0" w:space="0" w:color="000000"/>
+              <w:left w:val="none" w:sz="0" w:space="0" w:color="000000"/>
+              <w:right w:val="none" w:sz="0" w:space="0" w:color="000000"/>
+            </w:tcBorders>
+            <w:shd w:val="clear" w:color="auto" w:fill="FFFFFF"/>
+            <w:tcMar>
+              <w:top w:w="0" w:type="dxa"/>
+              <w:bottom w:w="0" w:type="dxa"/>
+              <w:left w:w="0" w:type="dxa"/>
+              <w:right w:w="0" w:type="dxa"/>
+            </w:tcMar>
+            <w:vAlign w:val="center"/>
+          </w:tcPr>
+          <w:p>
+            <w:pPr>
+              <w:jc w:val="right"/>
+              <w:pBdr>
+                <w:bottom w:val="none" w:sz="0" w:space="0" w:color="000000"/>
+                <w:top w:val="none" w:sz="0" w:space="0" w:color="000000"/>
+                <w:left w:val="none" w:sz="0" w:space="0" w:color="000000"/>
+                <w:right w:val="none" w:sz="0" w:space="0" w:color="000000"/>
+              </w:pBdr>
+              <w:spacing w:after="100" w:before="100" w:line="240"/>
+              <w:ind w:left="100" w:right="100" w:firstLine="0" w:firstLineChars="0"/>
+              <w:rPr>
+                <w:rFonts w:ascii="Arial" w:hAnsi="Arial" w:eastAsia="Arial" w:cs="Arial"/>
+                <w:i w:val="false"/>
+                <w:b w:val="false"/>
+                <w:u w:val="none"/>
+                <w:strike w:val="false"/>
+                <w:sz w:val="22"/>
+                <w:szCs w:val="22"/>
+                <w:color w:val="000000"/>
+              </w:rPr>
+            </w:pPr>
+            <w:r>
+              <w:rPr>
+                <w:rFonts w:ascii="Arial" w:hAnsi="Arial" w:eastAsia="Arial" w:cs="Arial"/>
+                <w:i w:val="false"/>
+                <w:b w:val="false"/>
+                <w:u w:val="none"/>
+                <w:strike w:val="false"/>
+                <w:sz w:val="22"/>
+                <w:szCs w:val="22"/>
+                <w:color w:val="000000"/>
+              </w:rPr>
+              <w:t xml:space="preserve">1.26</w:t>
             </w:r>
           </w:p>
         </w:tc>
@@ -2815,277 +2815,277 @@
                 <w:szCs w:val="22"/>
                 <w:color w:val="000000"/>
               </w:rPr>
-              <w:t xml:space="preserve">1.26</w:t>
-            </w:r>
-          </w:p>
-        </w:tc>
-        <w:tc>
-          <w:tcPr>
-            <w:tcBorders>
-              <w:bottom w:val="none" w:sz="0" w:space="0" w:color="000000"/>
-              <w:top w:val="none" w:sz="0" w:space="0" w:color="000000"/>
-              <w:left w:val="none" w:sz="0" w:space="0" w:color="000000"/>
-              <w:right w:val="none" w:sz="0" w:space="0" w:color="000000"/>
-            </w:tcBorders>
-            <w:shd w:val="clear" w:color="auto" w:fill="FFFFFF"/>
-            <w:tcMar>
-              <w:top w:w="0" w:type="dxa"/>
-              <w:bottom w:w="0" w:type="dxa"/>
-              <w:left w:w="0" w:type="dxa"/>
-              <w:right w:w="0" w:type="dxa"/>
-            </w:tcMar>
-            <w:vAlign w:val="center"/>
-          </w:tcPr>
-          <w:p>
-            <w:pPr>
-              <w:jc w:val="right"/>
-              <w:pBdr>
-                <w:bottom w:val="none" w:sz="0" w:space="0" w:color="000000"/>
-                <w:top w:val="none" w:sz="0" w:space="0" w:color="000000"/>
-                <w:left w:val="none" w:sz="0" w:space="0" w:color="000000"/>
-                <w:right w:val="none" w:sz="0" w:space="0" w:color="000000"/>
-              </w:pBdr>
-              <w:spacing w:after="100" w:before="100" w:line="240"/>
-              <w:ind w:left="100" w:right="100" w:firstLine="0" w:firstLineChars="0"/>
-              <w:rPr>
-                <w:rFonts w:ascii="Arial" w:hAnsi="Arial" w:eastAsia="Arial" w:cs="Arial"/>
-                <w:i w:val="false"/>
-                <w:b w:val="false"/>
-                <w:u w:val="none"/>
-                <w:strike w:val="false"/>
-                <w:sz w:val="22"/>
-                <w:szCs w:val="22"/>
-                <w:color w:val="000000"/>
-              </w:rPr>
-            </w:pPr>
-            <w:r>
-              <w:rPr>
-                <w:rFonts w:ascii="Arial" w:hAnsi="Arial" w:eastAsia="Arial" w:cs="Arial"/>
-                <w:i w:val="false"/>
-                <w:b w:val="false"/>
-                <w:u w:val="none"/>
-                <w:strike w:val="false"/>
-                <w:sz w:val="22"/>
-                <w:szCs w:val="22"/>
-                <w:color w:val="000000"/>
-              </w:rPr>
-              <w:t xml:space="preserve">1.25</w:t>
-            </w:r>
-          </w:p>
-        </w:tc>
-        <w:tc>
-          <w:tcPr>
-            <w:tcBorders>
-              <w:bottom w:val="none" w:sz="0" w:space="0" w:color="000000"/>
-              <w:top w:val="none" w:sz="0" w:space="0" w:color="000000"/>
-              <w:left w:val="none" w:sz="0" w:space="0" w:color="000000"/>
-              <w:right w:val="none" w:sz="0" w:space="0" w:color="000000"/>
-            </w:tcBorders>
-            <w:shd w:val="clear" w:color="auto" w:fill="FFFFFF"/>
-            <w:tcMar>
-              <w:top w:w="0" w:type="dxa"/>
-              <w:bottom w:w="0" w:type="dxa"/>
-              <w:left w:w="0" w:type="dxa"/>
-              <w:right w:w="0" w:type="dxa"/>
-            </w:tcMar>
-            <w:vAlign w:val="center"/>
-          </w:tcPr>
-          <w:p>
-            <w:pPr>
-              <w:jc w:val="right"/>
-              <w:pBdr>
-                <w:bottom w:val="none" w:sz="0" w:space="0" w:color="000000"/>
-                <w:top w:val="none" w:sz="0" w:space="0" w:color="000000"/>
-                <w:left w:val="none" w:sz="0" w:space="0" w:color="000000"/>
-                <w:right w:val="none" w:sz="0" w:space="0" w:color="000000"/>
-              </w:pBdr>
-              <w:spacing w:after="100" w:before="100" w:line="240"/>
-              <w:ind w:left="100" w:right="100" w:firstLine="0" w:firstLineChars="0"/>
-              <w:rPr>
-                <w:rFonts w:ascii="Arial" w:hAnsi="Arial" w:eastAsia="Arial" w:cs="Arial"/>
-                <w:i w:val="false"/>
-                <w:b w:val="false"/>
-                <w:u w:val="none"/>
-                <w:strike w:val="false"/>
-                <w:sz w:val="22"/>
-                <w:szCs w:val="22"/>
-                <w:color w:val="000000"/>
-              </w:rPr>
-            </w:pPr>
-            <w:r>
-              <w:rPr>
-                <w:rFonts w:ascii="Arial" w:hAnsi="Arial" w:eastAsia="Arial" w:cs="Arial"/>
-                <w:i w:val="false"/>
-                <w:b w:val="false"/>
-                <w:u w:val="none"/>
-                <w:strike w:val="false"/>
-                <w:sz w:val="22"/>
-                <w:szCs w:val="22"/>
-                <w:color w:val="000000"/>
-              </w:rPr>
-              <w:t xml:space="preserve">1.28</w:t>
-            </w:r>
-          </w:p>
-        </w:tc>
-        <w:tc>
-          <w:tcPr>
-            <w:tcBorders>
-              <w:bottom w:val="none" w:sz="0" w:space="0" w:color="000000"/>
-              <w:top w:val="none" w:sz="0" w:space="0" w:color="000000"/>
-              <w:left w:val="none" w:sz="0" w:space="0" w:color="000000"/>
-              <w:right w:val="none" w:sz="0" w:space="0" w:color="000000"/>
-            </w:tcBorders>
-            <w:shd w:val="clear" w:color="auto" w:fill="FFFFFF"/>
-            <w:tcMar>
-              <w:top w:w="0" w:type="dxa"/>
-              <w:bottom w:w="0" w:type="dxa"/>
-              <w:left w:w="0" w:type="dxa"/>
-              <w:right w:w="0" w:type="dxa"/>
-            </w:tcMar>
-            <w:vAlign w:val="center"/>
-          </w:tcPr>
-          <w:p>
-            <w:pPr>
-              <w:jc w:val="right"/>
-              <w:pBdr>
-                <w:bottom w:val="none" w:sz="0" w:space="0" w:color="000000"/>
-                <w:top w:val="none" w:sz="0" w:space="0" w:color="000000"/>
-                <w:left w:val="none" w:sz="0" w:space="0" w:color="000000"/>
-                <w:right w:val="none" w:sz="0" w:space="0" w:color="000000"/>
-              </w:pBdr>
-              <w:spacing w:after="100" w:before="100" w:line="240"/>
-              <w:ind w:left="100" w:right="100" w:firstLine="0" w:firstLineChars="0"/>
-              <w:rPr>
-                <w:rFonts w:ascii="Arial" w:hAnsi="Arial" w:eastAsia="Arial" w:cs="Arial"/>
-                <w:i w:val="false"/>
-                <w:b w:val="false"/>
-                <w:u w:val="none"/>
-                <w:strike w:val="false"/>
-                <w:sz w:val="22"/>
-                <w:szCs w:val="22"/>
-                <w:color w:val="000000"/>
-              </w:rPr>
-            </w:pPr>
-            <w:r>
-              <w:rPr>
-                <w:rFonts w:ascii="Arial" w:hAnsi="Arial" w:eastAsia="Arial" w:cs="Arial"/>
-                <w:i w:val="false"/>
-                <w:b w:val="false"/>
-                <w:u w:val="none"/>
-                <w:strike w:val="false"/>
-                <w:sz w:val="22"/>
-                <w:szCs w:val="22"/>
-                <w:color w:val="000000"/>
-              </w:rPr>
-              <w:t xml:space="preserve">1.17</w:t>
-            </w:r>
-          </w:p>
-        </w:tc>
-        <w:tc>
-          <w:tcPr>
-            <w:tcBorders>
-              <w:bottom w:val="none" w:sz="0" w:space="0" w:color="000000"/>
-              <w:top w:val="none" w:sz="0" w:space="0" w:color="000000"/>
-              <w:left w:val="none" w:sz="0" w:space="0" w:color="000000"/>
-              <w:right w:val="none" w:sz="0" w:space="0" w:color="000000"/>
-            </w:tcBorders>
-            <w:shd w:val="clear" w:color="auto" w:fill="FFFFFF"/>
-            <w:tcMar>
-              <w:top w:w="0" w:type="dxa"/>
-              <w:bottom w:w="0" w:type="dxa"/>
-              <w:left w:w="0" w:type="dxa"/>
-              <w:right w:w="0" w:type="dxa"/>
-            </w:tcMar>
-            <w:vAlign w:val="center"/>
-          </w:tcPr>
-          <w:p>
-            <w:pPr>
-              <w:jc w:val="right"/>
-              <w:pBdr>
-                <w:bottom w:val="none" w:sz="0" w:space="0" w:color="000000"/>
-                <w:top w:val="none" w:sz="0" w:space="0" w:color="000000"/>
-                <w:left w:val="none" w:sz="0" w:space="0" w:color="000000"/>
-                <w:right w:val="none" w:sz="0" w:space="0" w:color="000000"/>
-              </w:pBdr>
-              <w:spacing w:after="100" w:before="100" w:line="240"/>
-              <w:ind w:left="100" w:right="100" w:firstLine="0" w:firstLineChars="0"/>
-              <w:rPr>
-                <w:rFonts w:ascii="Arial" w:hAnsi="Arial" w:eastAsia="Arial" w:cs="Arial"/>
-                <w:i w:val="false"/>
-                <w:b w:val="false"/>
-                <w:u w:val="none"/>
-                <w:strike w:val="false"/>
-                <w:sz w:val="22"/>
-                <w:szCs w:val="22"/>
-                <w:color w:val="000000"/>
-              </w:rPr>
-            </w:pPr>
-            <w:r>
-              <w:rPr>
-                <w:rFonts w:ascii="Arial" w:hAnsi="Arial" w:eastAsia="Arial" w:cs="Arial"/>
-                <w:i w:val="false"/>
-                <w:b w:val="false"/>
-                <w:u w:val="none"/>
-                <w:strike w:val="false"/>
-                <w:sz w:val="22"/>
-                <w:szCs w:val="22"/>
-                <w:color w:val="000000"/>
-              </w:rPr>
-              <w:t xml:space="preserve">1.12</w:t>
-            </w:r>
-          </w:p>
-        </w:tc>
-        <w:tc>
-          <w:tcPr>
-            <w:tcBorders>
-              <w:bottom w:val="none" w:sz="0" w:space="0" w:color="000000"/>
-              <w:top w:val="none" w:sz="0" w:space="0" w:color="000000"/>
-              <w:left w:val="none" w:sz="0" w:space="0" w:color="000000"/>
-              <w:right w:val="none" w:sz="0" w:space="0" w:color="000000"/>
-            </w:tcBorders>
-            <w:shd w:val="clear" w:color="auto" w:fill="FFFFFF"/>
-            <w:tcMar>
-              <w:top w:w="0" w:type="dxa"/>
-              <w:bottom w:w="0" w:type="dxa"/>
-              <w:left w:w="0" w:type="dxa"/>
-              <w:right w:w="0" w:type="dxa"/>
-            </w:tcMar>
-            <w:vAlign w:val="center"/>
-          </w:tcPr>
-          <w:p>
-            <w:pPr>
-              <w:jc w:val="right"/>
-              <w:pBdr>
-                <w:bottom w:val="none" w:sz="0" w:space="0" w:color="000000"/>
-                <w:top w:val="none" w:sz="0" w:space="0" w:color="000000"/>
-                <w:left w:val="none" w:sz="0" w:space="0" w:color="000000"/>
-                <w:right w:val="none" w:sz="0" w:space="0" w:color="000000"/>
-              </w:pBdr>
-              <w:spacing w:after="100" w:before="100" w:line="240"/>
-              <w:ind w:left="100" w:right="100" w:firstLine="0" w:firstLineChars="0"/>
-              <w:rPr>
-                <w:rFonts w:ascii="Arial" w:hAnsi="Arial" w:eastAsia="Arial" w:cs="Arial"/>
-                <w:i w:val="false"/>
-                <w:b w:val="false"/>
-                <w:u w:val="none"/>
-                <w:strike w:val="false"/>
-                <w:sz w:val="22"/>
-                <w:szCs w:val="22"/>
-                <w:color w:val="000000"/>
-              </w:rPr>
-            </w:pPr>
-            <w:r>
-              <w:rPr>
-                <w:rFonts w:ascii="Arial" w:hAnsi="Arial" w:eastAsia="Arial" w:cs="Arial"/>
-                <w:i w:val="false"/>
-                <w:b w:val="false"/>
-                <w:u w:val="none"/>
-                <w:strike w:val="false"/>
-                <w:sz w:val="22"/>
-                <w:szCs w:val="22"/>
-                <w:color w:val="000000"/>
-              </w:rPr>
-              <w:t xml:space="preserve">1.12</w:t>
+              <w:t xml:space="preserve">1.48</w:t>
+            </w:r>
+          </w:p>
+        </w:tc>
+        <w:tc>
+          <w:tcPr>
+            <w:tcBorders>
+              <w:bottom w:val="none" w:sz="0" w:space="0" w:color="000000"/>
+              <w:top w:val="none" w:sz="0" w:space="0" w:color="000000"/>
+              <w:left w:val="none" w:sz="0" w:space="0" w:color="000000"/>
+              <w:right w:val="none" w:sz="0" w:space="0" w:color="000000"/>
+            </w:tcBorders>
+            <w:shd w:val="clear" w:color="auto" w:fill="FFFFFF"/>
+            <w:tcMar>
+              <w:top w:w="0" w:type="dxa"/>
+              <w:bottom w:w="0" w:type="dxa"/>
+              <w:left w:w="0" w:type="dxa"/>
+              <w:right w:w="0" w:type="dxa"/>
+            </w:tcMar>
+            <w:vAlign w:val="center"/>
+          </w:tcPr>
+          <w:p>
+            <w:pPr>
+              <w:jc w:val="right"/>
+              <w:pBdr>
+                <w:bottom w:val="none" w:sz="0" w:space="0" w:color="000000"/>
+                <w:top w:val="none" w:sz="0" w:space="0" w:color="000000"/>
+                <w:left w:val="none" w:sz="0" w:space="0" w:color="000000"/>
+                <w:right w:val="none" w:sz="0" w:space="0" w:color="000000"/>
+              </w:pBdr>
+              <w:spacing w:after="100" w:before="100" w:line="240"/>
+              <w:ind w:left="100" w:right="100" w:firstLine="0" w:firstLineChars="0"/>
+              <w:rPr>
+                <w:rFonts w:ascii="Arial" w:hAnsi="Arial" w:eastAsia="Arial" w:cs="Arial"/>
+                <w:i w:val="false"/>
+                <w:b w:val="false"/>
+                <w:u w:val="none"/>
+                <w:strike w:val="false"/>
+                <w:sz w:val="22"/>
+                <w:szCs w:val="22"/>
+                <w:color w:val="000000"/>
+              </w:rPr>
+            </w:pPr>
+            <w:r>
+              <w:rPr>
+                <w:rFonts w:ascii="Arial" w:hAnsi="Arial" w:eastAsia="Arial" w:cs="Arial"/>
+                <w:i w:val="false"/>
+                <w:b w:val="false"/>
+                <w:u w:val="none"/>
+                <w:strike w:val="false"/>
+                <w:sz w:val="22"/>
+                <w:szCs w:val="22"/>
+                <w:color w:val="000000"/>
+              </w:rPr>
+              <w:t xml:space="preserve">1.55</w:t>
+            </w:r>
+          </w:p>
+        </w:tc>
+        <w:tc>
+          <w:tcPr>
+            <w:tcBorders>
+              <w:bottom w:val="none" w:sz="0" w:space="0" w:color="000000"/>
+              <w:top w:val="none" w:sz="0" w:space="0" w:color="000000"/>
+              <w:left w:val="none" w:sz="0" w:space="0" w:color="000000"/>
+              <w:right w:val="none" w:sz="0" w:space="0" w:color="000000"/>
+            </w:tcBorders>
+            <w:shd w:val="clear" w:color="auto" w:fill="FFFFFF"/>
+            <w:tcMar>
+              <w:top w:w="0" w:type="dxa"/>
+              <w:bottom w:w="0" w:type="dxa"/>
+              <w:left w:w="0" w:type="dxa"/>
+              <w:right w:w="0" w:type="dxa"/>
+            </w:tcMar>
+            <w:vAlign w:val="center"/>
+          </w:tcPr>
+          <w:p>
+            <w:pPr>
+              <w:jc w:val="right"/>
+              <w:pBdr>
+                <w:bottom w:val="none" w:sz="0" w:space="0" w:color="000000"/>
+                <w:top w:val="none" w:sz="0" w:space="0" w:color="000000"/>
+                <w:left w:val="none" w:sz="0" w:space="0" w:color="000000"/>
+                <w:right w:val="none" w:sz="0" w:space="0" w:color="000000"/>
+              </w:pBdr>
+              <w:spacing w:after="100" w:before="100" w:line="240"/>
+              <w:ind w:left="100" w:right="100" w:firstLine="0" w:firstLineChars="0"/>
+              <w:rPr>
+                <w:rFonts w:ascii="Arial" w:hAnsi="Arial" w:eastAsia="Arial" w:cs="Arial"/>
+                <w:i w:val="false"/>
+                <w:b w:val="false"/>
+                <w:u w:val="none"/>
+                <w:strike w:val="false"/>
+                <w:sz w:val="22"/>
+                <w:szCs w:val="22"/>
+                <w:color w:val="000000"/>
+              </w:rPr>
+            </w:pPr>
+            <w:r>
+              <w:rPr>
+                <w:rFonts w:ascii="Arial" w:hAnsi="Arial" w:eastAsia="Arial" w:cs="Arial"/>
+                <w:i w:val="false"/>
+                <w:b w:val="false"/>
+                <w:u w:val="none"/>
+                <w:strike w:val="false"/>
+                <w:sz w:val="22"/>
+                <w:szCs w:val="22"/>
+                <w:color w:val="000000"/>
+              </w:rPr>
+              <w:t xml:space="preserve">1.67</w:t>
+            </w:r>
+          </w:p>
+        </w:tc>
+        <w:tc>
+          <w:tcPr>
+            <w:tcBorders>
+              <w:bottom w:val="none" w:sz="0" w:space="0" w:color="000000"/>
+              <w:top w:val="none" w:sz="0" w:space="0" w:color="000000"/>
+              <w:left w:val="none" w:sz="0" w:space="0" w:color="000000"/>
+              <w:right w:val="none" w:sz="0" w:space="0" w:color="000000"/>
+            </w:tcBorders>
+            <w:shd w:val="clear" w:color="auto" w:fill="FFFFFF"/>
+            <w:tcMar>
+              <w:top w:w="0" w:type="dxa"/>
+              <w:bottom w:w="0" w:type="dxa"/>
+              <w:left w:w="0" w:type="dxa"/>
+              <w:right w:w="0" w:type="dxa"/>
+            </w:tcMar>
+            <w:vAlign w:val="center"/>
+          </w:tcPr>
+          <w:p>
+            <w:pPr>
+              <w:jc w:val="right"/>
+              <w:pBdr>
+                <w:bottom w:val="none" w:sz="0" w:space="0" w:color="000000"/>
+                <w:top w:val="none" w:sz="0" w:space="0" w:color="000000"/>
+                <w:left w:val="none" w:sz="0" w:space="0" w:color="000000"/>
+                <w:right w:val="none" w:sz="0" w:space="0" w:color="000000"/>
+              </w:pBdr>
+              <w:spacing w:after="100" w:before="100" w:line="240"/>
+              <w:ind w:left="100" w:right="100" w:firstLine="0" w:firstLineChars="0"/>
+              <w:rPr>
+                <w:rFonts w:ascii="Arial" w:hAnsi="Arial" w:eastAsia="Arial" w:cs="Arial"/>
+                <w:i w:val="false"/>
+                <w:b w:val="false"/>
+                <w:u w:val="none"/>
+                <w:strike w:val="false"/>
+                <w:sz w:val="22"/>
+                <w:szCs w:val="22"/>
+                <w:color w:val="000000"/>
+              </w:rPr>
+            </w:pPr>
+            <w:r>
+              <w:rPr>
+                <w:rFonts w:ascii="Arial" w:hAnsi="Arial" w:eastAsia="Arial" w:cs="Arial"/>
+                <w:i w:val="false"/>
+                <w:b w:val="false"/>
+                <w:u w:val="none"/>
+                <w:strike w:val="false"/>
+                <w:sz w:val="22"/>
+                <w:szCs w:val="22"/>
+                <w:color w:val="000000"/>
+              </w:rPr>
+              <w:t xml:space="preserve">1.65</w:t>
+            </w:r>
+          </w:p>
+        </w:tc>
+        <w:tc>
+          <w:tcPr>
+            <w:tcBorders>
+              <w:bottom w:val="none" w:sz="0" w:space="0" w:color="000000"/>
+              <w:top w:val="none" w:sz="0" w:space="0" w:color="000000"/>
+              <w:left w:val="none" w:sz="0" w:space="0" w:color="000000"/>
+              <w:right w:val="none" w:sz="0" w:space="0" w:color="000000"/>
+            </w:tcBorders>
+            <w:shd w:val="clear" w:color="auto" w:fill="FFFFFF"/>
+            <w:tcMar>
+              <w:top w:w="0" w:type="dxa"/>
+              <w:bottom w:w="0" w:type="dxa"/>
+              <w:left w:w="0" w:type="dxa"/>
+              <w:right w:w="0" w:type="dxa"/>
+            </w:tcMar>
+            <w:vAlign w:val="center"/>
+          </w:tcPr>
+          <w:p>
+            <w:pPr>
+              <w:jc w:val="right"/>
+              <w:pBdr>
+                <w:bottom w:val="none" w:sz="0" w:space="0" w:color="000000"/>
+                <w:top w:val="none" w:sz="0" w:space="0" w:color="000000"/>
+                <w:left w:val="none" w:sz="0" w:space="0" w:color="000000"/>
+                <w:right w:val="none" w:sz="0" w:space="0" w:color="000000"/>
+              </w:pBdr>
+              <w:spacing w:after="100" w:before="100" w:line="240"/>
+              <w:ind w:left="100" w:right="100" w:firstLine="0" w:firstLineChars="0"/>
+              <w:rPr>
+                <w:rFonts w:ascii="Arial" w:hAnsi="Arial" w:eastAsia="Arial" w:cs="Arial"/>
+                <w:i w:val="false"/>
+                <w:b w:val="false"/>
+                <w:u w:val="none"/>
+                <w:strike w:val="false"/>
+                <w:sz w:val="22"/>
+                <w:szCs w:val="22"/>
+                <w:color w:val="000000"/>
+              </w:rPr>
+            </w:pPr>
+            <w:r>
+              <w:rPr>
+                <w:rFonts w:ascii="Arial" w:hAnsi="Arial" w:eastAsia="Arial" w:cs="Arial"/>
+                <w:i w:val="false"/>
+                <w:b w:val="false"/>
+                <w:u w:val="none"/>
+                <w:strike w:val="false"/>
+                <w:sz w:val="22"/>
+                <w:szCs w:val="22"/>
+                <w:color w:val="000000"/>
+              </w:rPr>
+              <w:t xml:space="preserve">1.40</w:t>
+            </w:r>
+          </w:p>
+        </w:tc>
+        <w:tc>
+          <w:tcPr>
+            <w:tcBorders>
+              <w:bottom w:val="none" w:sz="0" w:space="0" w:color="000000"/>
+              <w:top w:val="none" w:sz="0" w:space="0" w:color="000000"/>
+              <w:left w:val="none" w:sz="0" w:space="0" w:color="000000"/>
+              <w:right w:val="none" w:sz="0" w:space="0" w:color="000000"/>
+            </w:tcBorders>
+            <w:shd w:val="clear" w:color="auto" w:fill="FFFFFF"/>
+            <w:tcMar>
+              <w:top w:w="0" w:type="dxa"/>
+              <w:bottom w:w="0" w:type="dxa"/>
+              <w:left w:w="0" w:type="dxa"/>
+              <w:right w:w="0" w:type="dxa"/>
+            </w:tcMar>
+            <w:vAlign w:val="center"/>
+          </w:tcPr>
+          <w:p>
+            <w:pPr>
+              <w:jc w:val="right"/>
+              <w:pBdr>
+                <w:bottom w:val="none" w:sz="0" w:space="0" w:color="000000"/>
+                <w:top w:val="none" w:sz="0" w:space="0" w:color="000000"/>
+                <w:left w:val="none" w:sz="0" w:space="0" w:color="000000"/>
+                <w:right w:val="none" w:sz="0" w:space="0" w:color="000000"/>
+              </w:pBdr>
+              <w:spacing w:after="100" w:before="100" w:line="240"/>
+              <w:ind w:left="100" w:right="100" w:firstLine="0" w:firstLineChars="0"/>
+              <w:rPr>
+                <w:rFonts w:ascii="Arial" w:hAnsi="Arial" w:eastAsia="Arial" w:cs="Arial"/>
+                <w:i w:val="false"/>
+                <w:b w:val="false"/>
+                <w:u w:val="none"/>
+                <w:strike w:val="false"/>
+                <w:sz w:val="22"/>
+                <w:szCs w:val="22"/>
+                <w:color w:val="000000"/>
+              </w:rPr>
+            </w:pPr>
+            <w:r>
+              <w:rPr>
+                <w:rFonts w:ascii="Arial" w:hAnsi="Arial" w:eastAsia="Arial" w:cs="Arial"/>
+                <w:i w:val="false"/>
+                <w:b w:val="false"/>
+                <w:u w:val="none"/>
+                <w:strike w:val="false"/>
+                <w:sz w:val="22"/>
+                <w:szCs w:val="22"/>
+                <w:color w:val="000000"/>
+              </w:rPr>
+              <w:t xml:space="preserve">1.57</w:t>
             </w:r>
           </w:p>
         </w:tc>
@@ -3199,7 +3199,7 @@
                 <w:szCs w:val="22"/>
                 <w:color w:val="000000"/>
               </w:rPr>
-              <w:t xml:space="preserve">1.62</w:t>
+              <w:t xml:space="preserve">1.17</w:t>
             </w:r>
           </w:p>
         </w:tc>
@@ -3307,7 +3307,7 @@
                 <w:szCs w:val="22"/>
                 <w:color w:val="000000"/>
               </w:rPr>
-              <w:t xml:space="preserve">1.69</w:t>
+              <w:t xml:space="preserve">1.27</w:t>
             </w:r>
           </w:p>
         </w:tc>
@@ -3415,7 +3415,7 @@
                 <w:szCs w:val="22"/>
                 <w:color w:val="000000"/>
               </w:rPr>
-              <w:t xml:space="preserve">2.79</w:t>
+              <w:t xml:space="preserve">1.57</w:t>
             </w:r>
           </w:p>
         </w:tc>
@@ -3583,7 +3583,7 @@
                 <w:szCs w:val="22"/>
                 <w:color w:val="000000"/>
               </w:rPr>
-              <w:t xml:space="preserve">1.45</w:t>
+              <w:t xml:space="preserve">1.27</w:t>
             </w:r>
           </w:p>
         </w:tc>
@@ -3691,7 +3691,7 @@
                 <w:szCs w:val="22"/>
                 <w:color w:val="000000"/>
               </w:rPr>
-              <w:t xml:space="preserve">1.55</w:t>
+              <w:t xml:space="preserve">1.27</w:t>
             </w:r>
           </w:p>
         </w:tc>
@@ -3799,7 +3799,7 @@
                 <w:szCs w:val="22"/>
                 <w:color w:val="000000"/>
               </w:rPr>
-              <w:t xml:space="preserve">1.97</w:t>
+              <w:t xml:space="preserve">1.23</w:t>
             </w:r>
           </w:p>
         </w:tc>
@@ -4021,7 +4021,7 @@
                 <w:szCs w:val="22"/>
                 <w:color w:val="000000"/>
               </w:rPr>
-              <w:t xml:space="preserve">1.47</w:t>
+              <w:t xml:space="preserve">1.17</w:t>
             </w:r>
           </w:p>
         </w:tc>
@@ -4129,7 +4129,7 @@
                 <w:szCs w:val="22"/>
                 <w:color w:val="000000"/>
               </w:rPr>
-              <w:t xml:space="preserve">2.06</w:t>
+              <w:t xml:space="preserve">1.36</w:t>
             </w:r>
           </w:p>
         </w:tc>
@@ -4237,7 +4237,7 @@
                 <w:szCs w:val="22"/>
                 <w:color w:val="000000"/>
               </w:rPr>
-              <w:t xml:space="preserve">3.68</w:t>
+              <w:t xml:space="preserve">1.37</w:t>
             </w:r>
           </w:p>
         </w:tc>
@@ -4405,7 +4405,7 @@
                 <w:szCs w:val="22"/>
                 <w:color w:val="000000"/>
               </w:rPr>
-              <w:t xml:space="preserve">1.69</w:t>
+              <w:t xml:space="preserve">1.26</w:t>
             </w:r>
           </w:p>
         </w:tc>
@@ -4513,7 +4513,7 @@
                 <w:szCs w:val="22"/>
                 <w:color w:val="000000"/>
               </w:rPr>
-              <w:t xml:space="preserve">2.07</w:t>
+              <w:t xml:space="preserve">1.42</w:t>
             </w:r>
           </w:p>
         </w:tc>
@@ -4621,7 +4621,7 @@
                 <w:szCs w:val="22"/>
                 <w:color w:val="000000"/>
               </w:rPr>
-              <w:t xml:space="preserve">3.27</w:t>
+              <w:t xml:space="preserve">1.38</w:t>
             </w:r>
           </w:p>
         </w:tc>
@@ -4789,7 +4789,7 @@
                 <w:szCs w:val="22"/>
                 <w:color w:val="000000"/>
               </w:rPr>
-              <w:t xml:space="preserve">1.49</w:t>
+              <w:t xml:space="preserve">1.37</w:t>
             </w:r>
           </w:p>
         </w:tc>
@@ -4897,7 +4897,7 @@
                 <w:szCs w:val="22"/>
                 <w:color w:val="000000"/>
               </w:rPr>
-              <w:t xml:space="preserve">1.49</w:t>
+              <w:t xml:space="preserve">1.26</w:t>
             </w:r>
           </w:p>
         </w:tc>
@@ -5005,7 +5005,7 @@
                 <w:szCs w:val="22"/>
                 <w:color w:val="000000"/>
               </w:rPr>
-              <w:t xml:space="preserve">1.89</w:t>
+              <w:t xml:space="preserve">1.36</w:t>
             </w:r>
           </w:p>
         </w:tc>
